--- a/docs/Customs-Analytics_Godkendelses-overblik.docx
+++ b/docs/Customs-Analytics_Godkendelses-overblik.docx
@@ -1,5 +1,5 @@
 
-<file path=word/document.xml><?xml version="1.0" encoding="UTF-8" standalone="yes"?><w:document mc:Ignorable="w14 w15 wp14" xmlns:wpc="http://schemas.microsoft.com/office/word/2010/wordprocessingCanvas" xmlns:mc="http://schemas.openxmlformats.org/markup-compatibility/2006" xmlns:o="urn:schemas-microsoft-com:office:office" xmlns:r="http://schemas.openxmlformats.org/officeDocument/2006/relationships" xmlns:m="http://schemas.openxmlformats.org/officeDocument/2006/math" xmlns:v="urn:schemas-microsoft-com:vml" xmlns:wp14="http://schemas.microsoft.com/office/word/2010/wordprocessingDrawing" xmlns:wp="http://schemas.openxmlformats.org/drawingml/2006/wordprocessingDrawing" xmlns:w10="urn:schemas-microsoft-com:office:word" xmlns:w="http://schemas.openxmlformats.org/wordprocessingml/2006/main" xmlns:w14="http://schemas.microsoft.com/office/word/2010/wordml" xmlns:w15="http://schemas.microsoft.com/office/word/2012/wordml" xmlns:wpg="http://schemas.microsoft.com/office/word/2010/wordprocessingGroup" xmlns:wpi="http://schemas.microsoft.com/office/word/2010/wordprocessingInk" xmlns:wne="http://schemas.microsoft.com/office/word/2006/wordml" xmlns:wps="http://schemas.microsoft.com/office/word/2010/wordprocessingShape" xmlns:cx="http://schemas.microsoft.com/office/drawing/2014/chartex" xmlns:cx1="http://schemas.microsoft.com/office/drawing/2015/9/8/chartex" xmlns:cx2="http://schemas.microsoft.com/office/drawing/2015/10/21/chartex" xmlns:cx3="http://schemas.microsoft.com/office/drawing/2016/5/9/chartex" xmlns:cx4="http://schemas.microsoft.com/office/drawing/2016/5/10/chartex" xmlns:cx5="http://schemas.microsoft.com/office/drawing/2016/5/11/chartex" xmlns:cx6="http://schemas.microsoft.com/office/drawing/2016/5/12/chartex" xmlns:cx7="http://schemas.microsoft.com/office/drawing/2016/5/13/chartex" xmlns:cx8="http://schemas.microsoft.com/office/drawing/2016/5/14/chartex" xmlns:aink="http://schemas.microsoft.com/office/drawing/2016/ink" xmlns:am3d="http://schemas.microsoft.com/office/drawing/2017/model3d" xmlns:w16cex="http://schemas.microsoft.com/office/word/2018/wordml/cex" xmlns:w16cid="http://schemas.microsoft.com/office/word/2016/wordml/cid" xmlns:w16="http://schemas.microsoft.com/office/word/2018/wordml" xmlns:w16sdtdh="http://schemas.microsoft.com/office/word/2020/wordml/sdtdatahash" xmlns:w16se="http://schemas.microsoft.com/office/word/2015/wordml/symex"><w:body><w:p><w:pPr><w:spacing w:after="0" w:before="1200"/></w:pPr><w:r><w:rPr><w:b/><w:bCs/><w:color w:val="1B365D"/><w:sz w:val="52"/><w:szCs w:val="52"/></w:rPr><w:t xml:space="preserve">Customs Analytics</w:t></w:r></w:p><w:p><w:pPr><w:spacing w:after="200"/></w:pPr><w:r><w:rPr><w:color w:val="2E5C8A"/><w:sz w:val="30"/><w:szCs w:val="30"/></w:rPr><w:t xml:space="preserve">Godkendelses-overblik</w:t></w:r></w:p><w:p><w:pPr><w:spacing w:after="120"/></w:pPr><w:r><w:rPr><w:sz w:val="20"/><w:szCs w:val="20"/></w:rPr><w:t xml:space="preserve">Bal AI · told- og importanalyse af danske DMS/WCO-importdata</w:t></w:r></w:p><w:p><w:pPr><w:spacing w:after="120"/></w:pPr><w:r><w:rPr><w:sz w:val="20"/><w:szCs w:val="20"/></w:rPr><w:t xml:space="preserve">Version 0.1.0 · 18. juni 2026</w:t></w:r></w:p><w:p><w:pPr><w:spacing w:before="200"/></w:pPr><w:r><w:rPr><w:i/><w:iCs/><w:color w:val="666666"/><w:sz w:val="18"/><w:szCs w:val="18"/></w:rPr><w:t xml:space="preserve">Klassifikation: Fortroligt — internt. Kun privat repo og EY-godkendte systemer.</w:t></w:r></w:p><w:p><w:r><w:br w:type="page"/></w:r></w:p><w:p><w:pPr><w:spacing w:after="120" w:before="280"/></w:pPr><w:r><w:rPr><w:b/><w:bCs/><w:color w:val="1B365D"/><w:sz w:val="26"/><w:szCs w:val="26"/></w:rPr><w:t xml:space="preserve">1. Om dette dokument</w:t></w:r></w:p><w:p><w:pPr><w:spacing w:after="120"/></w:pPr><w:r><w:rPr><w:sz w:val="20"/><w:szCs w:val="20"/></w:rPr><w:t xml:space="preserve">Dette er start-her-dokumentet for Customs Analytics&apos; godkendelsespakke. Det samler hele pakken, viser parathed pr. område (Dækket / Udkast / Åbent) og lister de åbne punkter med næste skridt og ejer. Tag det med til EY&apos;s tool-governance.</w:t></w:r></w:p><w:p><w:pPr><w:spacing w:after="120"/></w:pPr><w:r><w:rPr><w:sz w:val="20"/><w:szCs w:val="20"/></w:rPr><w:t xml:space="preserve">Customs Analytics er det yngste værktøj i porteføljen (efter SAF-T, VIES, VAT Analytics og Data Extract). Rammen her er bevidst identisk med søsterværktøjernes, men flere områder står ærligt som Udkast eller Åbent — det er forventet på dette stadie. Et udfyldt Åbent-felt med næste skridt er bedre end et tomt.</w:t></w:r></w:p><w:p><w:pPr><w:spacing w:after="120" w:before="280"/></w:pPr><w:r><w:rPr><w:b/><w:bCs/><w:color w:val="1B365D"/><w:sz w:val="26"/><w:szCs w:val="26"/></w:rPr><w:t xml:space="preserve">2. Værktøjet kort</w:t></w:r></w:p><w:p><w:pPr><w:spacing w:after="120"/></w:pPr><w:r><w:rPr><w:sz w:val="20"/><w:szCs w:val="20"/></w:rPr><w:t xml:space="preserve">Customs Analytics analyserer danske importangivelser (WCO DMS-XML, gammelt toldsystem via SAD-PDF, samt Excel/CSV). Det giver told- og importanalyse — varebevægelser, oprindelse, effektiv toldsats — plus FTA-besparelsesmuligheder og fejlklassificering, oven på Toldstyrelsens egne TARIC-/tarifdata. Samme arkitektur som SAF-T/VIES: al forretningslogik i en testbar pakke, tyndt web-lag.</w:t></w:r></w:p><w:p><w:pPr><w:spacing w:after="120" w:before="280"/></w:pPr><w:r><w:rPr><w:b/><w:bCs/><w:color w:val="1B365D"/><w:sz w:val="26"/><w:szCs w:val="26"/></w:rPr><w:t xml:space="preserve">3. Parathed pr. område</w:t></w:r></w:p><w:tbl><w:tblPr><w:tblW w:type="dxa" w:w="9360"/><w:tblBorders><w:top w:val="single" w:color="auto" w:sz="4"/><w:left w:val="single" w:color="auto" w:sz="4"/><w:bottom w:val="single" w:color="auto" w:sz="4"/><w:right w:val="single" w:color="auto" w:sz="4"/><w:insideH w:val="single" w:color="auto" w:sz="4"/><w:insideV w:val="single" w:color="auto" w:sz="4"/></w:tblBorders></w:tblPr><w:tblGrid><w:gridCol w:w="44"/><w:gridCol w:w="16"/><w:gridCol w:w="40"/></w:tblGrid><w:tr><w:trPr><w:tblHeader/></w:trPr><w:tc><w:tcPr><w:tcW w:type="dxa" w:w="44"/><w:shd w:fill="1B365D" w:color="auto" w:val="clear"/><w:tcMar><w:top w:type="dxa" w:w="60"/><w:left w:type="dxa" w:w="90"/><w:bottom w:type="dxa" w:w="60"/><w:right w:type="dxa" w:w="90"/></w:tcMar></w:tcPr><w:p><w:r><w:rPr><w:b/><w:bCs/><w:color w:val="FFFFFF"/><w:sz w:val="18"/><w:szCs w:val="18"/></w:rPr><w:t xml:space="preserve">Område</w:t></w:r></w:p></w:tc><w:tc><w:tcPr><w:tcW w:type="dxa" w:w="16"/><w:shd w:fill="1B365D" w:color="auto" w:val="clear"/><w:tcMar><w:top w:type="dxa" w:w="60"/><w:left w:type="dxa" w:w="90"/><w:bottom w:type="dxa" w:w="60"/><w:right w:type="dxa" w:w="90"/></w:tcMar></w:tcPr><w:p><w:r><w:rPr><w:b/><w:bCs/><w:color w:val="FFFFFF"/><w:sz w:val="18"/><w:szCs w:val="18"/></w:rPr><w:t xml:space="preserve">Status</w:t></w:r></w:p></w:tc><w:tc><w:tcPr><w:tcW w:type="dxa" w:w="40"/><w:shd w:fill="1B365D" w:color="auto" w:val="clear"/><w:tcMar><w:top w:type="dxa" w:w="60"/><w:left w:type="dxa" w:w="90"/><w:bottom w:type="dxa" w:w="60"/><w:right w:type="dxa" w:w="90"/></w:tcMar></w:tcPr><w:p><w:r><w:rPr><w:b/><w:bCs/><w:color w:val="FFFFFF"/><w:sz w:val="18"/><w:szCs w:val="18"/></w:rPr><w:t xml:space="preserve">Bemærkning</w:t></w:r></w:p></w:tc></w:tr><w:tr><w:tc><w:tcPr><w:tcW w:type="dxa" w:w="44"/><w:tcMar><w:top w:type="dxa" w:w="60"/><w:left w:type="dxa" w:w="90"/><w:bottom w:type="dxa" w:w="60"/><w:right w:type="dxa" w:w="90"/></w:tcMar></w:tcPr><w:p><w:r><w:rPr><w:b w:val="false"/><w:bCs w:val="false"/><w:color w:val="000000"/><w:sz w:val="18"/><w:szCs w:val="18"/></w:rPr><w:t xml:space="preserve">Kanonisk datamodel + WCO DMS-XML-parser</w:t></w:r></w:p></w:tc><w:tc><w:tcPr><w:tcW w:type="dxa" w:w="16"/><w:tcMar><w:top w:type="dxa" w:w="60"/><w:left w:type="dxa" w:w="90"/><w:bottom w:type="dxa" w:w="60"/><w:right w:type="dxa" w:w="90"/></w:tcMar></w:tcPr><w:p><w:r><w:rPr><w:b w:val="false"/><w:bCs w:val="false"/><w:color w:val="000000"/><w:sz w:val="18"/><w:szCs w:val="18"/></w:rPr><w:t xml:space="preserve">Dækket</w:t></w:r></w:p></w:tc><w:tc><w:tcPr><w:tcW w:type="dxa" w:w="40"/><w:tcMar><w:top w:type="dxa" w:w="60"/><w:left w:type="dxa" w:w="90"/><w:bottom w:type="dxa" w:w="60"/><w:right w:type="dxa" w:w="90"/></w:tcMar></w:tcPr><w:p><w:r><w:rPr><w:b w:val="false"/><w:bCs w:val="false"/><w:color w:val="000000"/><w:sz w:val="18"/><w:szCs w:val="18"/></w:rPr><w:t xml:space="preserve">customs/schema.py + customs/parsers/ (XXE slået fra)</w:t></w:r></w:p></w:tc></w:tr><w:tr><w:tc><w:tcPr><w:tcW w:type="dxa" w:w="44"/><w:tcMar><w:top w:type="dxa" w:w="60"/><w:left w:type="dxa" w:w="90"/><w:bottom w:type="dxa" w:w="60"/><w:right w:type="dxa" w:w="90"/></w:tcMar></w:tcPr><w:p><w:r><w:rPr><w:b w:val="false"/><w:bCs w:val="false"/><w:color w:val="000000"/><w:sz w:val="18"/><w:szCs w:val="18"/></w:rPr><w:t xml:space="preserve">Analyselag (dashboards)</w:t></w:r></w:p></w:tc><w:tc><w:tcPr><w:tcW w:type="dxa" w:w="16"/><w:tcMar><w:top w:type="dxa" w:w="60"/><w:left w:type="dxa" w:w="90"/><w:bottom w:type="dxa" w:w="60"/><w:right w:type="dxa" w:w="90"/></w:tcMar></w:tcPr><w:p><w:r><w:rPr><w:b w:val="false"/><w:bCs w:val="false"/><w:color w:val="000000"/><w:sz w:val="18"/><w:szCs w:val="18"/></w:rPr><w:t xml:space="preserve">Dækket</w:t></w:r></w:p></w:tc><w:tc><w:tcPr><w:tcW w:type="dxa" w:w="40"/><w:tcMar><w:top w:type="dxa" w:w="60"/><w:left w:type="dxa" w:w="90"/><w:bottom w:type="dxa" w:w="60"/><w:right w:type="dxa" w:w="90"/></w:tcMar></w:tcPr><w:p><w:r><w:rPr><w:b w:val="false"/><w:bCs w:val="false"/><w:color w:val="000000"/><w:sz w:val="18"/><w:szCs w:val="18"/></w:rPr><w:t xml:space="preserve">customs/analytics.py — 7 faner, verificeret visuelt</w:t></w:r></w:p></w:tc></w:tr><w:tr><w:tc><w:tcPr><w:tcW w:type="dxa" w:w="44"/><w:tcMar><w:top w:type="dxa" w:w="60"/><w:left w:type="dxa" w:w="90"/><w:bottom w:type="dxa" w:w="60"/><w:right w:type="dxa" w:w="90"/></w:tcMar></w:tcPr><w:p><w:r><w:rPr><w:b w:val="false"/><w:bCs w:val="false"/><w:color w:val="000000"/><w:sz w:val="18"/><w:szCs w:val="18"/></w:rPr><w:t xml:space="preserve">Told- og tariferingsmotor (TARIC/eVita, temporal)</w:t></w:r></w:p></w:tc><w:tc><w:tcPr><w:tcW w:type="dxa" w:w="16"/><w:tcMar><w:top w:type="dxa" w:w="60"/><w:left w:type="dxa" w:w="90"/><w:bottom w:type="dxa" w:w="60"/><w:right w:type="dxa" w:w="90"/></w:tcMar></w:tcPr><w:p><w:r><w:rPr><w:b w:val="false"/><w:bCs w:val="false"/><w:color w:val="000000"/><w:sz w:val="18"/><w:szCs w:val="18"/></w:rPr><w:t xml:space="preserve">Dækket</w:t></w:r></w:p></w:tc><w:tc><w:tcPr><w:tcW w:type="dxa" w:w="40"/><w:tcMar><w:top w:type="dxa" w:w="60"/><w:left w:type="dxa" w:w="90"/><w:bottom w:type="dxa" w:w="60"/><w:right w:type="dxa" w:w="90"/></w:tcMar></w:tcPr><w:p><w:r><w:rPr><w:b w:val="false"/><w:bCs w:val="false"/><w:color w:val="000000"/><w:sz w:val="18"/><w:szCs w:val="18"/></w:rPr><w:t xml:space="preserve">customs/tariff.py — MFN + præferencer, dato-bevidst opslag</w:t></w:r></w:p></w:tc></w:tr><w:tr><w:tc><w:tcPr><w:tcW w:type="dxa" w:w="44"/><w:tcMar><w:top w:type="dxa" w:w="60"/><w:left w:type="dxa" w:w="90"/><w:bottom w:type="dxa" w:w="60"/><w:right w:type="dxa" w:w="90"/></w:tcMar></w:tcPr><w:p><w:r><w:rPr><w:b w:val="false"/><w:bCs w:val="false"/><w:color w:val="000000"/><w:sz w:val="18"/><w:szCs w:val="18"/></w:rPr><w:t xml:space="preserve">Klassifikationslag (eksakt + fuzzy)</w:t></w:r></w:p></w:tc><w:tc><w:tcPr><w:tcW w:type="dxa" w:w="16"/><w:tcMar><w:top w:type="dxa" w:w="60"/><w:left w:type="dxa" w:w="90"/><w:bottom w:type="dxa" w:w="60"/><w:right w:type="dxa" w:w="90"/></w:tcMar></w:tcPr><w:p><w:r><w:rPr><w:b w:val="false"/><w:bCs w:val="false"/><w:color w:val="000000"/><w:sz w:val="18"/><w:szCs w:val="18"/></w:rPr><w:t xml:space="preserve">Dækket</w:t></w:r></w:p></w:tc><w:tc><w:tcPr><w:tcW w:type="dxa" w:w="40"/><w:tcMar><w:top w:type="dxa" w:w="60"/><w:left w:type="dxa" w:w="90"/><w:bottom w:type="dxa" w:w="60"/><w:right w:type="dxa" w:w="90"/></w:tcMar></w:tcPr><w:p><w:r><w:rPr><w:b w:val="false"/><w:bCs w:val="false"/><w:color w:val="000000"/><w:sz w:val="18"/><w:szCs w:val="18"/></w:rPr><w:t xml:space="preserve">customs/classification.py — dependency-frit</w:t></w:r></w:p></w:tc></w:tr><w:tr><w:tc><w:tcPr><w:tcW w:type="dxa" w:w="44"/><w:tcMar><w:top w:type="dxa" w:w="60"/><w:left w:type="dxa" w:w="90"/><w:bottom w:type="dxa" w:w="60"/><w:right w:type="dxa" w:w="90"/></w:tcMar></w:tcPr><w:p><w:r><w:rPr><w:b w:val="false"/><w:bCs w:val="false"/><w:color w:val="000000"/><w:sz w:val="18"/><w:szCs w:val="18"/></w:rPr><w:t xml:space="preserve">Versioneret regelkatalog</w:t></w:r></w:p></w:tc><w:tc><w:tcPr><w:tcW w:type="dxa" w:w="16"/><w:tcMar><w:top w:type="dxa" w:w="60"/><w:left w:type="dxa" w:w="90"/><w:bottom w:type="dxa" w:w="60"/><w:right w:type="dxa" w:w="90"/></w:tcMar></w:tcPr><w:p><w:r><w:rPr><w:b w:val="false"/><w:bCs w:val="false"/><w:color w:val="000000"/><w:sz w:val="18"/><w:szCs w:val="18"/></w:rPr><w:t xml:space="preserve">Dækket</w:t></w:r></w:p></w:tc><w:tc><w:tcPr><w:tcW w:type="dxa" w:w="40"/><w:tcMar><w:top w:type="dxa" w:w="60"/><w:left w:type="dxa" w:w="90"/><w:bottom w:type="dxa" w:w="60"/><w:right w:type="dxa" w:w="90"/></w:tcMar></w:tcPr><w:p><w:r><w:rPr><w:b w:val="false"/><w:bCs w:val="false"/><w:color w:val="000000"/><w:sz w:val="18"/><w:szCs w:val="18"/></w:rPr><w:t xml:space="preserve">customs/rules/Customs-Validation-Rules.json v0.1.0 (ny)</w:t></w:r></w:p></w:tc></w:tr><w:tr><w:tc><w:tcPr><w:tcW w:type="dxa" w:w="44"/><w:tcMar><w:top w:type="dxa" w:w="60"/><w:left w:type="dxa" w:w="90"/><w:bottom w:type="dxa" w:w="60"/><w:right w:type="dxa" w:w="90"/></w:tcMar></w:tcPr><w:p><w:r><w:rPr><w:b w:val="false"/><w:bCs w:val="false"/><w:color w:val="000000"/><w:sz w:val="18"/><w:szCs w:val="18"/></w:rPr><w:t xml:space="preserve">Regel-sporbarhedsmatrix</w:t></w:r></w:p></w:tc><w:tc><w:tcPr><w:tcW w:type="dxa" w:w="16"/><w:tcMar><w:top w:type="dxa" w:w="60"/><w:left w:type="dxa" w:w="90"/><w:bottom w:type="dxa" w:w="60"/><w:right w:type="dxa" w:w="90"/></w:tcMar></w:tcPr><w:p><w:r><w:rPr><w:b w:val="false"/><w:bCs w:val="false"/><w:color w:val="000000"/><w:sz w:val="18"/><w:szCs w:val="18"/></w:rPr><w:t xml:space="preserve">Dækket</w:t></w:r></w:p></w:tc><w:tc><w:tcPr><w:tcW w:type="dxa" w:w="40"/><w:tcMar><w:top w:type="dxa" w:w="60"/><w:left w:type="dxa" w:w="90"/><w:bottom w:type="dxa" w:w="60"/><w:right w:type="dxa" w:w="90"/></w:tcMar></w:tcPr><w:p><w:r><w:rPr><w:b w:val="false"/><w:bCs w:val="false"/><w:color w:val="000000"/><w:sz w:val="18"/><w:szCs w:val="18"/></w:rPr><w:t xml:space="preserve">docs/...Regel-sporbarhedsmatrix.xlsx (ny, genereret)</w:t></w:r></w:p></w:tc></w:tr><w:tr><w:tc><w:tcPr><w:tcW w:type="dxa" w:w="44"/><w:tcMar><w:top w:type="dxa" w:w="60"/><w:left w:type="dxa" w:w="90"/><w:bottom w:type="dxa" w:w="60"/><w:right w:type="dxa" w:w="90"/></w:tcMar></w:tcPr><w:p><w:r><w:rPr><w:b w:val="false"/><w:bCs w:val="false"/><w:color w:val="000000"/><w:sz w:val="18"/><w:szCs w:val="18"/></w:rPr><w:t xml:space="preserve">Uafhængig valideringssuite</w:t></w:r></w:p></w:tc><w:tc><w:tcPr><w:tcW w:type="dxa" w:w="16"/><w:tcMar><w:top w:type="dxa" w:w="60"/><w:left w:type="dxa" w:w="90"/><w:bottom w:type="dxa" w:w="60"/><w:right w:type="dxa" w:w="90"/></w:tcMar></w:tcPr><w:p><w:r><w:rPr><w:b w:val="false"/><w:bCs w:val="false"/><w:color w:val="000000"/><w:sz w:val="18"/><w:szCs w:val="18"/></w:rPr><w:t xml:space="preserve">Dækket</w:t></w:r></w:p></w:tc><w:tc><w:tcPr><w:tcW w:type="dxa" w:w="40"/><w:tcMar><w:top w:type="dxa" w:w="60"/><w:left w:type="dxa" w:w="90"/><w:bottom w:type="dxa" w:w="60"/><w:right w:type="dxa" w:w="90"/></w:tcMar></w:tcPr><w:p><w:r><w:rPr><w:b w:val="false"/><w:bCs w:val="false"/><w:color w:val="000000"/><w:sz w:val="18"/><w:szCs w:val="18"/></w:rPr><w:t xml:space="preserve">validation/ — 12 kontroller, plantet defekt pr. kontrol, gated i pytest (ny)</w:t></w:r></w:p></w:tc></w:tr><w:tr><w:tc><w:tcPr><w:tcW w:type="dxa" w:w="44"/><w:tcMar><w:top w:type="dxa" w:w="60"/><w:left w:type="dxa" w:w="90"/><w:bottom w:type="dxa" w:w="60"/><w:right w:type="dxa" w:w="90"/></w:tcMar></w:tcPr><w:p><w:r><w:rPr><w:b w:val="false"/><w:bCs w:val="false"/><w:color w:val="000000"/><w:sz w:val="18"/><w:szCs w:val="18"/></w:rPr><w:t xml:space="preserve">Automatiseret testsuite</w:t></w:r></w:p></w:tc><w:tc><w:tcPr><w:tcW w:type="dxa" w:w="16"/><w:tcMar><w:top w:type="dxa" w:w="60"/><w:left w:type="dxa" w:w="90"/><w:bottom w:type="dxa" w:w="60"/><w:right w:type="dxa" w:w="90"/></w:tcMar></w:tcPr><w:p><w:r><w:rPr><w:b w:val="false"/><w:bCs w:val="false"/><w:color w:val="000000"/><w:sz w:val="18"/><w:szCs w:val="18"/></w:rPr><w:t xml:space="preserve">Dækket</w:t></w:r></w:p></w:tc><w:tc><w:tcPr><w:tcW w:type="dxa" w:w="40"/><w:tcMar><w:top w:type="dxa" w:w="60"/><w:left w:type="dxa" w:w="90"/><w:bottom w:type="dxa" w:w="60"/><w:right w:type="dxa" w:w="90"/></w:tcMar></w:tcPr><w:p><w:r><w:rPr><w:b w:val="false"/><w:bCs w:val="false"/><w:color w:val="000000"/><w:sz w:val="18"/><w:szCs w:val="18"/></w:rPr><w:t xml:space="preserve">tests/ — kører uden netværk</w:t></w:r></w:p></w:tc></w:tr><w:tr><w:tc><w:tcPr><w:tcW w:type="dxa" w:w="44"/><w:tcMar><w:top w:type="dxa" w:w="60"/><w:left w:type="dxa" w:w="90"/><w:bottom w:type="dxa" w:w="60"/><w:right w:type="dxa" w:w="90"/></w:tcMar></w:tcPr><w:p><w:r><w:rPr><w:b w:val="false"/><w:bCs w:val="false"/><w:color w:val="000000"/><w:sz w:val="18"/><w:szCs w:val="18"/></w:rPr><w:t xml:space="preserve">Datapolitik (in-memory, intet gemmes)</w:t></w:r></w:p></w:tc><w:tc><w:tcPr><w:tcW w:type="dxa" w:w="16"/><w:tcMar><w:top w:type="dxa" w:w="60"/><w:left w:type="dxa" w:w="90"/><w:bottom w:type="dxa" w:w="60"/><w:right w:type="dxa" w:w="90"/></w:tcMar></w:tcPr><w:p><w:r><w:rPr><w:b w:val="false"/><w:bCs w:val="false"/><w:color w:val="000000"/><w:sz w:val="18"/><w:szCs w:val="18"/></w:rPr><w:t xml:space="preserve">Dækket</w:t></w:r></w:p></w:tc><w:tc><w:tcPr><w:tcW w:type="dxa" w:w="40"/><w:tcMar><w:top w:type="dxa" w:w="60"/><w:left w:type="dxa" w:w="90"/><w:bottom w:type="dxa" w:w="60"/><w:right w:type="dxa" w:w="90"/></w:tcMar></w:tcPr><w:p><w:r><w:rPr><w:b w:val="false"/><w:bCs w:val="false"/><w:color w:val="000000"/><w:sz w:val="18"/><w:szCs w:val="18"/></w:rPr><w:t xml:space="preserve">Upload parses i hukommelsen; kun auth/audit på volume</w:t></w:r></w:p></w:tc></w:tr><w:tr><w:tc><w:tcPr><w:tcW w:type="dxa" w:w="44"/><w:tcMar><w:top w:type="dxa" w:w="60"/><w:left w:type="dxa" w:w="90"/><w:bottom w:type="dxa" w:w="60"/><w:right w:type="dxa" w:w="90"/></w:tcMar></w:tcPr><w:p><w:r><w:rPr><w:b w:val="false"/><w:bCs w:val="false"/><w:color w:val="000000"/><w:sz w:val="18"/><w:szCs w:val="18"/></w:rPr><w:t xml:space="preserve">Adgangskontrol (login/auth)</w:t></w:r></w:p></w:tc><w:tc><w:tcPr><w:tcW w:type="dxa" w:w="16"/><w:tcMar><w:top w:type="dxa" w:w="60"/><w:left w:type="dxa" w:w="90"/><w:bottom w:type="dxa" w:w="60"/><w:right w:type="dxa" w:w="90"/></w:tcMar></w:tcPr><w:p><w:r><w:rPr><w:b w:val="false"/><w:bCs w:val="false"/><w:color w:val="000000"/><w:sz w:val="18"/><w:szCs w:val="18"/></w:rPr><w:t xml:space="preserve">Dækket</w:t></w:r></w:p></w:tc><w:tc><w:tcPr><w:tcW w:type="dxa" w:w="40"/><w:tcMar><w:top w:type="dxa" w:w="60"/><w:left w:type="dxa" w:w="90"/><w:bottom w:type="dxa" w:w="60"/><w:right w:type="dxa" w:w="90"/></w:tcMar></w:tcPr><w:p><w:r><w:rPr><w:b w:val="false"/><w:bCs w:val="false"/><w:color w:val="000000"/><w:sz w:val="18"/><w:szCs w:val="18"/></w:rPr><w:t xml:space="preserve">Lokal auth.py (pbkdf2, CSRF, rate-limit, persistent volume)</w:t></w:r></w:p></w:tc></w:tr><w:tr><w:tc><w:tcPr><w:tcW w:type="dxa" w:w="44"/><w:tcMar><w:top w:type="dxa" w:w="60"/><w:left w:type="dxa" w:w="90"/><w:bottom w:type="dxa" w:w="60"/><w:right w:type="dxa" w:w="90"/></w:tcMar></w:tcPr><w:p><w:r><w:rPr><w:b w:val="false"/><w:bCs w:val="false"/><w:color w:val="000000"/><w:sz w:val="18"/><w:szCs w:val="18"/></w:rPr><w:t xml:space="preserve">Sikkerheds- og databehandlingsdoc</w:t></w:r></w:p></w:tc><w:tc><w:tcPr><w:tcW w:type="dxa" w:w="16"/><w:tcMar><w:top w:type="dxa" w:w="60"/><w:left w:type="dxa" w:w="90"/><w:bottom w:type="dxa" w:w="60"/><w:right w:type="dxa" w:w="90"/></w:tcMar></w:tcPr><w:p><w:r><w:rPr><w:b w:val="false"/><w:bCs w:val="false"/><w:color w:val="000000"/><w:sz w:val="18"/><w:szCs w:val="18"/></w:rPr><w:t xml:space="preserve">Udkast</w:t></w:r></w:p></w:tc><w:tc><w:tcPr><w:tcW w:type="dxa" w:w="40"/><w:tcMar><w:top w:type="dxa" w:w="60"/><w:left w:type="dxa" w:w="90"/><w:bottom w:type="dxa" w:w="60"/><w:right w:type="dxa" w:w="90"/></w:tcMar></w:tcPr><w:p><w:r><w:rPr><w:b w:val="false"/><w:bCs w:val="false"/><w:color w:val="000000"/><w:sz w:val="18"/><w:szCs w:val="18"/></w:rPr><w:t xml:space="preserve">Skal review&apos;es af jura/databeskyttelse</w:t></w:r></w:p></w:tc></w:tr><w:tr><w:tc><w:tcPr><w:tcW w:type="dxa" w:w="44"/><w:tcMar><w:top w:type="dxa" w:w="60"/><w:left w:type="dxa" w:w="90"/><w:bottom w:type="dxa" w:w="60"/><w:right w:type="dxa" w:w="90"/></w:tcMar></w:tcPr><w:p><w:r><w:rPr><w:b w:val="false"/><w:bCs w:val="false"/><w:color w:val="000000"/><w:sz w:val="18"/><w:szCs w:val="18"/></w:rPr><w:t xml:space="preserve">Hosting- og driftsdoc</w:t></w:r></w:p></w:tc><w:tc><w:tcPr><w:tcW w:type="dxa" w:w="16"/><w:tcMar><w:top w:type="dxa" w:w="60"/><w:left w:type="dxa" w:w="90"/><w:bottom w:type="dxa" w:w="60"/><w:right w:type="dxa" w:w="90"/></w:tcMar></w:tcPr><w:p><w:r><w:rPr><w:b w:val="false"/><w:bCs w:val="false"/><w:color w:val="000000"/><w:sz w:val="18"/><w:szCs w:val="18"/></w:rPr><w:t xml:space="preserve">Udkast</w:t></w:r></w:p></w:tc><w:tc><w:tcPr><w:tcW w:type="dxa" w:w="40"/><w:tcMar><w:top w:type="dxa" w:w="60"/><w:left w:type="dxa" w:w="90"/><w:bottom w:type="dxa" w:w="60"/><w:right w:type="dxa" w:w="90"/></w:tcMar></w:tcPr><w:p><w:r><w:rPr><w:b w:val="false"/><w:bCs w:val="false"/><w:color w:val="000000"/><w:sz w:val="18"/><w:szCs w:val="18"/></w:rPr><w:t xml:space="preserve">Railway i dag; EY-platform er åben beslutning</w:t></w:r></w:p></w:tc></w:tr><w:tr><w:tc><w:tcPr><w:tcW w:type="dxa" w:w="44"/><w:tcMar><w:top w:type="dxa" w:w="60"/><w:left w:type="dxa" w:w="90"/><w:bottom w:type="dxa" w:w="60"/><w:right w:type="dxa" w:w="90"/></w:tcMar></w:tcPr><w:p><w:r><w:rPr><w:b w:val="false"/><w:bCs w:val="false"/><w:color w:val="000000"/><w:sz w:val="18"/><w:szCs w:val="18"/></w:rPr><w:t xml:space="preserve">CI (pytest + pip-audit --strict)</w:t></w:r></w:p></w:tc><w:tc><w:tcPr><w:tcW w:type="dxa" w:w="16"/><w:tcMar><w:top w:type="dxa" w:w="60"/><w:left w:type="dxa" w:w="90"/><w:bottom w:type="dxa" w:w="60"/><w:right w:type="dxa" w:w="90"/></w:tcMar></w:tcPr><w:p><w:r><w:rPr><w:b w:val="false"/><w:bCs w:val="false"/><w:color w:val="000000"/><w:sz w:val="18"/><w:szCs w:val="18"/></w:rPr><w:t xml:space="preserve">Åbent</w:t></w:r></w:p></w:tc><w:tc><w:tcPr><w:tcW w:type="dxa" w:w="40"/><w:tcMar><w:top w:type="dxa" w:w="60"/><w:left w:type="dxa" w:w="90"/><w:bottom w:type="dxa" w:w="60"/><w:right w:type="dxa" w:w="90"/></w:tcMar></w:tcPr><w:p><w:r><w:rPr><w:b w:val="false"/><w:bCs w:val="false"/><w:color w:val="000000"/><w:sz w:val="18"/><w:szCs w:val="18"/></w:rPr><w:t xml:space="preserve">Pipeline ikke opsat endnu</w:t></w:r></w:p></w:tc></w:tr><w:tr><w:tc><w:tcPr><w:tcW w:type="dxa" w:w="44"/><w:tcMar><w:top w:type="dxa" w:w="60"/><w:left w:type="dxa" w:w="90"/><w:bottom w:type="dxa" w:w="60"/><w:right w:type="dxa" w:w="90"/></w:tcMar></w:tcPr><w:p><w:r><w:rPr><w:b w:val="false"/><w:bCs w:val="false"/><w:color w:val="000000"/><w:sz w:val="18"/><w:szCs w:val="18"/></w:rPr><w:t xml:space="preserve">Central balai_auth-migrering + fælles SECRET_KEY</w:t></w:r></w:p></w:tc><w:tc><w:tcPr><w:tcW w:type="dxa" w:w="16"/><w:tcMar><w:top w:type="dxa" w:w="60"/><w:left w:type="dxa" w:w="90"/><w:bottom w:type="dxa" w:w="60"/><w:right w:type="dxa" w:w="90"/></w:tcMar></w:tcPr><w:p><w:r><w:rPr><w:b w:val="false"/><w:bCs w:val="false"/><w:color w:val="000000"/><w:sz w:val="18"/><w:szCs w:val="18"/></w:rPr><w:t xml:space="preserve">Åbent</w:t></w:r></w:p></w:tc><w:tc><w:tcPr><w:tcW w:type="dxa" w:w="40"/><w:tcMar><w:top w:type="dxa" w:w="60"/><w:left w:type="dxa" w:w="90"/><w:bottom w:type="dxa" w:w="60"/><w:right w:type="dxa" w:w="90"/></w:tcMar></w:tcPr><w:p><w:r><w:rPr><w:b w:val="false"/><w:bCs w:val="false"/><w:color w:val="000000"/><w:sz w:val="18"/><w:szCs w:val="18"/></w:rPr><w:t xml:space="preserve">Kører i dag eget lokalt auth.py</w:t></w:r></w:p></w:tc></w:tr><w:tr><w:tc><w:tcPr><w:tcW w:type="dxa" w:w="44"/><w:tcMar><w:top w:type="dxa" w:w="60"/><w:left w:type="dxa" w:w="90"/><w:bottom w:type="dxa" w:w="60"/><w:right w:type="dxa" w:w="90"/></w:tcMar></w:tcPr><w:p><w:r><w:rPr><w:b w:val="false"/><w:bCs w:val="false"/><w:color w:val="000000"/><w:sz w:val="18"/><w:szCs w:val="18"/></w:rPr><w:t xml:space="preserve">EU data-residency (Railway-volume)</w:t></w:r></w:p></w:tc><w:tc><w:tcPr><w:tcW w:type="dxa" w:w="16"/><w:tcMar><w:top w:type="dxa" w:w="60"/><w:left w:type="dxa" w:w="90"/><w:bottom w:type="dxa" w:w="60"/><w:right w:type="dxa" w:w="90"/></w:tcMar></w:tcPr><w:p><w:r><w:rPr><w:b w:val="false"/><w:bCs w:val="false"/><w:color w:val="000000"/><w:sz w:val="18"/><w:szCs w:val="18"/></w:rPr><w:t xml:space="preserve">Åbent</w:t></w:r></w:p></w:tc><w:tc><w:tcPr><w:tcW w:type="dxa" w:w="40"/><w:tcMar><w:top w:type="dxa" w:w="60"/><w:left w:type="dxa" w:w="90"/><w:bottom w:type="dxa" w:w="60"/><w:right w:type="dxa" w:w="90"/></w:tcMar></w:tcPr><w:p><w:r><w:rPr><w:b w:val="false"/><w:bCs w:val="false"/><w:color w:val="000000"/><w:sz w:val="18"/><w:szCs w:val="18"/></w:rPr><w:t xml:space="preserve">Volume-region skal verificeres/migreres til EU</w:t></w:r></w:p></w:tc></w:tr><w:tr><w:tc><w:tcPr><w:tcW w:type="dxa" w:w="44"/><w:tcMar><w:top w:type="dxa" w:w="60"/><w:left w:type="dxa" w:w="90"/><w:bottom w:type="dxa" w:w="60"/><w:right w:type="dxa" w:w="90"/></w:tcMar></w:tcPr><w:p><w:r><w:rPr><w:b w:val="false"/><w:bCs w:val="false"/><w:color w:val="000000"/><w:sz w:val="18"/><w:szCs w:val="18"/></w:rPr><w:t xml:space="preserve">Fuld TARIC (anti-dumping/suspension/kvote)</w:t></w:r></w:p></w:tc><w:tc><w:tcPr><w:tcW w:type="dxa" w:w="16"/><w:tcMar><w:top w:type="dxa" w:w="60"/><w:left w:type="dxa" w:w="90"/><w:bottom w:type="dxa" w:w="60"/><w:right w:type="dxa" w:w="90"/></w:tcMar></w:tcPr><w:p><w:r><w:rPr><w:b w:val="false"/><w:bCs w:val="false"/><w:color w:val="000000"/><w:sz w:val="18"/><w:szCs w:val="18"/></w:rPr><w:t xml:space="preserve">Åbent</w:t></w:r></w:p></w:tc><w:tc><w:tcPr><w:tcW w:type="dxa" w:w="40"/><w:tcMar><w:top w:type="dxa" w:w="60"/><w:left w:type="dxa" w:w="90"/><w:bottom w:type="dxa" w:w="60"/><w:right w:type="dxa" w:w="90"/></w:tcMar></w:tcPr><w:p><w:r><w:rPr><w:b w:val="false"/><w:bCs w:val="false"/><w:color w:val="000000"/><w:sz w:val="18"/><w:szCs w:val="18"/></w:rPr><w:t xml:space="preserve">EDR-tjek bevidst tolerant (gul) indtil da</w:t></w:r></w:p></w:tc></w:tr><w:tr><w:tc><w:tcPr><w:tcW w:type="dxa" w:w="44"/><w:tcMar><w:top w:type="dxa" w:w="60"/><w:left w:type="dxa" w:w="90"/><w:bottom w:type="dxa" w:w="60"/><w:right w:type="dxa" w:w="90"/></w:tcMar></w:tcPr><w:p><w:r><w:rPr><w:b w:val="false"/><w:bCs w:val="false"/><w:color w:val="000000"/><w:sz w:val="18"/><w:szCs w:val="18"/></w:rPr><w:t xml:space="preserve">Stress-test på rigtige klientdata</w:t></w:r></w:p></w:tc><w:tc><w:tcPr><w:tcW w:type="dxa" w:w="16"/><w:tcMar><w:top w:type="dxa" w:w="60"/><w:left w:type="dxa" w:w="90"/><w:bottom w:type="dxa" w:w="60"/><w:right w:type="dxa" w:w="90"/></w:tcMar></w:tcPr><w:p><w:r><w:rPr><w:b w:val="false"/><w:bCs w:val="false"/><w:color w:val="000000"/><w:sz w:val="18"/><w:szCs w:val="18"/></w:rPr><w:t xml:space="preserve">Åbent</w:t></w:r></w:p></w:tc><w:tc><w:tcPr><w:tcW w:type="dxa" w:w="40"/><w:tcMar><w:top w:type="dxa" w:w="60"/><w:left w:type="dxa" w:w="90"/><w:bottom w:type="dxa" w:w="60"/><w:right w:type="dxa" w:w="90"/></w:tcMar></w:tcPr><w:p><w:r><w:rPr><w:b w:val="false"/><w:bCs w:val="false"/><w:color w:val="000000"/><w:sz w:val="18"/><w:szCs w:val="18"/></w:rPr><w:t xml:space="preserve">AEO-fuldeksport mangler at blive kørt igennem</w:t></w:r></w:p></w:tc></w:tr><w:tr><w:tc><w:tcPr><w:tcW w:type="dxa" w:w="44"/><w:tcMar><w:top w:type="dxa" w:w="60"/><w:left w:type="dxa" w:w="90"/><w:bottom w:type="dxa" w:w="60"/><w:right w:type="dxa" w:w="90"/></w:tcMar></w:tcPr><w:p><w:r><w:rPr><w:b w:val="false"/><w:bCs w:val="false"/><w:color w:val="000000"/><w:sz w:val="18"/><w:szCs w:val="18"/></w:rPr><w:t xml:space="preserve">Penetrationstest</w:t></w:r></w:p></w:tc><w:tc><w:tcPr><w:tcW w:type="dxa" w:w="16"/><w:tcMar><w:top w:type="dxa" w:w="60"/><w:left w:type="dxa" w:w="90"/><w:bottom w:type="dxa" w:w="60"/><w:right w:type="dxa" w:w="90"/></w:tcMar></w:tcPr><w:p><w:r><w:rPr><w:b w:val="false"/><w:bCs w:val="false"/><w:color w:val="000000"/><w:sz w:val="18"/><w:szCs w:val="18"/></w:rPr><w:t xml:space="preserve">Åbent</w:t></w:r></w:p></w:tc><w:tc><w:tcPr><w:tcW w:type="dxa" w:w="40"/><w:tcMar><w:top w:type="dxa" w:w="60"/><w:left w:type="dxa" w:w="90"/><w:bottom w:type="dxa" w:w="60"/><w:right w:type="dxa" w:w="90"/></w:tcMar></w:tcPr><w:p><w:r><w:rPr><w:b w:val="false"/><w:bCs w:val="false"/><w:color w:val="000000"/><w:sz w:val="18"/><w:szCs w:val="18"/></w:rPr><w:t xml:space="preserve">Ekstern; typiske fund foregrebet (XXE, headers, CSRF)</w:t></w:r></w:p></w:tc></w:tr></w:tbl><w:p><w:pPr><w:spacing w:after="120" w:before="280"/></w:pPr><w:r><w:rPr><w:b/><w:bCs/><w:color w:val="1B365D"/><w:sz w:val="26"/><w:szCs w:val="26"/></w:rPr><w:t xml:space="preserve">4. Åbne punkter — næste skridt og ejer</w:t></w:r></w:p><w:tbl><w:tblPr><w:tblW w:type="dxa" w:w="9360"/><w:tblBorders><w:top w:val="single" w:color="auto" w:sz="4"/><w:left w:val="single" w:color="auto" w:sz="4"/><w:bottom w:val="single" w:color="auto" w:sz="4"/><w:right w:val="single" w:color="auto" w:sz="4"/><w:insideH w:val="single" w:color="auto" w:sz="4"/><w:insideV w:val="single" w:color="auto" w:sz="4"/></w:tblBorders></w:tblPr><w:tblGrid><w:gridCol w:w="26"/><w:gridCol w:w="56"/><w:gridCol w:w="18"/></w:tblGrid><w:tr><w:trPr><w:tblHeader/></w:trPr><w:tc><w:tcPr><w:tcW w:type="dxa" w:w="26"/><w:shd w:fill="1B365D" w:color="auto" w:val="clear"/><w:tcMar><w:top w:type="dxa" w:w="60"/><w:left w:type="dxa" w:w="90"/><w:bottom w:type="dxa" w:w="60"/><w:right w:type="dxa" w:w="90"/></w:tcMar></w:tcPr><w:p><w:r><w:rPr><w:b/><w:bCs/><w:color w:val="FFFFFF"/><w:sz w:val="18"/><w:szCs w:val="18"/></w:rPr><w:t xml:space="preserve">Punkt</w:t></w:r></w:p></w:tc><w:tc><w:tcPr><w:tcW w:type="dxa" w:w="56"/><w:shd w:fill="1B365D" w:color="auto" w:val="clear"/><w:tcMar><w:top w:type="dxa" w:w="60"/><w:left w:type="dxa" w:w="90"/><w:bottom w:type="dxa" w:w="60"/><w:right w:type="dxa" w:w="90"/></w:tcMar></w:tcPr><w:p><w:r><w:rPr><w:b/><w:bCs/><w:color w:val="FFFFFF"/><w:sz w:val="18"/><w:szCs w:val="18"/></w:rPr><w:t xml:space="preserve">Næste skridt</w:t></w:r></w:p></w:tc><w:tc><w:tcPr><w:tcW w:type="dxa" w:w="18"/><w:shd w:fill="1B365D" w:color="auto" w:val="clear"/><w:tcMar><w:top w:type="dxa" w:w="60"/><w:left w:type="dxa" w:w="90"/><w:bottom w:type="dxa" w:w="60"/><w:right w:type="dxa" w:w="90"/></w:tcMar></w:tcPr><w:p><w:r><w:rPr><w:b/><w:bCs/><w:color w:val="FFFFFF"/><w:sz w:val="18"/><w:szCs w:val="18"/></w:rPr><w:t xml:space="preserve">Ejer</w:t></w:r></w:p></w:tc></w:tr><w:tr><w:tc><w:tcPr><w:tcW w:type="dxa" w:w="26"/><w:tcMar><w:top w:type="dxa" w:w="60"/><w:left w:type="dxa" w:w="90"/><w:bottom w:type="dxa" w:w="60"/><w:right w:type="dxa" w:w="90"/></w:tcMar></w:tcPr><w:p><w:r><w:rPr><w:b w:val="false"/><w:bCs w:val="false"/><w:color w:val="000000"/><w:sz w:val="18"/><w:szCs w:val="18"/></w:rPr><w:t xml:space="preserve">CI-pipeline</w:t></w:r></w:p></w:tc><w:tc><w:tcPr><w:tcW w:type="dxa" w:w="56"/><w:tcMar><w:top w:type="dxa" w:w="60"/><w:left w:type="dxa" w:w="90"/><w:bottom w:type="dxa" w:w="60"/><w:right w:type="dxa" w:w="90"/></w:tcMar></w:tcPr><w:p><w:r><w:rPr><w:b w:val="false"/><w:bCs w:val="false"/><w:color w:val="000000"/><w:sz w:val="18"/><w:szCs w:val="18"/></w:rPr><w:t xml:space="preserve">Opsæt .github/workflows/ci.yml: pytest + pip-audit --strict; adskil runtime-/test-deps</w:t></w:r></w:p></w:tc><w:tc><w:tcPr><w:tcW w:type="dxa" w:w="18"/><w:tcMar><w:top w:type="dxa" w:w="60"/><w:left w:type="dxa" w:w="90"/><w:bottom w:type="dxa" w:w="60"/><w:right w:type="dxa" w:w="90"/></w:tcMar></w:tcPr><w:p><w:r><w:rPr><w:b w:val="false"/><w:bCs w:val="false"/><w:color w:val="000000"/><w:sz w:val="18"/><w:szCs w:val="18"/></w:rPr><w:t xml:space="preserve">Udvikling (Bal)</w:t></w:r></w:p></w:tc></w:tr><w:tr><w:tc><w:tcPr><w:tcW w:type="dxa" w:w="26"/><w:tcMar><w:top w:type="dxa" w:w="60"/><w:left w:type="dxa" w:w="90"/><w:bottom w:type="dxa" w:w="60"/><w:right w:type="dxa" w:w="90"/></w:tcMar></w:tcPr><w:p><w:r><w:rPr><w:b w:val="false"/><w:bCs w:val="false"/><w:color w:val="000000"/><w:sz w:val="18"/><w:szCs w:val="18"/></w:rPr><w:t xml:space="preserve">Central auth-migrering</w:t></w:r></w:p></w:tc><w:tc><w:tcPr><w:tcW w:type="dxa" w:w="56"/><w:tcMar><w:top w:type="dxa" w:w="60"/><w:left w:type="dxa" w:w="90"/><w:bottom w:type="dxa" w:w="60"/><w:right w:type="dxa" w:w="90"/></w:tcMar></w:tcPr><w:p><w:r><w:rPr><w:b w:val="false"/><w:bCs w:val="false"/><w:color w:val="000000"/><w:sz w:val="18"/><w:szCs w:val="18"/></w:rPr><w:t xml:space="preserve">Portér til balai_auth-shim; fælles SECRET_KEY; login deles på *.balai.dk</w:t></w:r></w:p></w:tc><w:tc><w:tcPr><w:tcW w:type="dxa" w:w="18"/><w:tcMar><w:top w:type="dxa" w:w="60"/><w:left w:type="dxa" w:w="90"/><w:bottom w:type="dxa" w:w="60"/><w:right w:type="dxa" w:w="90"/></w:tcMar></w:tcPr><w:p><w:r><w:rPr><w:b w:val="false"/><w:bCs w:val="false"/><w:color w:val="000000"/><w:sz w:val="18"/><w:szCs w:val="18"/></w:rPr><w:t xml:space="preserve">Udvikling / Platform</w:t></w:r></w:p></w:tc></w:tr><w:tr><w:tc><w:tcPr><w:tcW w:type="dxa" w:w="26"/><w:tcMar><w:top w:type="dxa" w:w="60"/><w:left w:type="dxa" w:w="90"/><w:bottom w:type="dxa" w:w="60"/><w:right w:type="dxa" w:w="90"/></w:tcMar></w:tcPr><w:p><w:r><w:rPr><w:b w:val="false"/><w:bCs w:val="false"/><w:color w:val="000000"/><w:sz w:val="18"/><w:szCs w:val="18"/></w:rPr><w:t xml:space="preserve">EU data-residency</w:t></w:r></w:p></w:tc><w:tc><w:tcPr><w:tcW w:type="dxa" w:w="56"/><w:tcMar><w:top w:type="dxa" w:w="60"/><w:left w:type="dxa" w:w="90"/><w:bottom w:type="dxa" w:w="60"/><w:right w:type="dxa" w:w="90"/></w:tcMar></w:tcPr><w:p><w:r><w:rPr><w:b w:val="false"/><w:bCs w:val="false"/><w:color w:val="000000"/><w:sz w:val="18"/><w:szCs w:val="18"/></w:rPr><w:t xml:space="preserve">Verificér Railway-volumeregion; migrér US→EU; bekræft AUTH_/AUDIT_DB_PATH</w:t></w:r></w:p></w:tc><w:tc><w:tcPr><w:tcW w:type="dxa" w:w="18"/><w:tcMar><w:top w:type="dxa" w:w="60"/><w:left w:type="dxa" w:w="90"/><w:bottom w:type="dxa" w:w="60"/><w:right w:type="dxa" w:w="90"/></w:tcMar></w:tcPr><w:p><w:r><w:rPr><w:b w:val="false"/><w:bCs w:val="false"/><w:color w:val="000000"/><w:sz w:val="18"/><w:szCs w:val="18"/></w:rPr><w:t xml:space="preserve">Drift</w:t></w:r></w:p></w:tc></w:tr><w:tr><w:tc><w:tcPr><w:tcW w:type="dxa" w:w="26"/><w:tcMar><w:top w:type="dxa" w:w="60"/><w:left w:type="dxa" w:w="90"/><w:bottom w:type="dxa" w:w="60"/><w:right w:type="dxa" w:w="90"/></w:tcMar></w:tcPr><w:p><w:r><w:rPr><w:b w:val="false"/><w:bCs w:val="false"/><w:color w:val="000000"/><w:sz w:val="18"/><w:szCs w:val="18"/></w:rPr><w:t xml:space="preserve">Fuld TARIC-sync</w:t></w:r></w:p></w:tc><w:tc><w:tcPr><w:tcW w:type="dxa" w:w="56"/><w:tcMar><w:top w:type="dxa" w:w="60"/><w:left w:type="dxa" w:w="90"/><w:bottom w:type="dxa" w:w="60"/><w:right w:type="dxa" w:w="90"/></w:tcMar></w:tcPr><w:p><w:r><w:rPr><w:b w:val="false"/><w:bCs w:val="false"/><w:color w:val="000000"/><w:sz w:val="18"/><w:szCs w:val="18"/></w:rPr><w:t xml:space="preserve">Hent DG TAXUD-bulk; tilføj anti-dumping/suspension/kvote; stram EDR til RØD (CUS-E02/AD01)</w:t></w:r></w:p></w:tc><w:tc><w:tcPr><w:tcW w:type="dxa" w:w="18"/><w:tcMar><w:top w:type="dxa" w:w="60"/><w:left w:type="dxa" w:w="90"/><w:bottom w:type="dxa" w:w="60"/><w:right w:type="dxa" w:w="90"/></w:tcMar></w:tcPr><w:p><w:r><w:rPr><w:b w:val="false"/><w:bCs w:val="false"/><w:color w:val="000000"/><w:sz w:val="18"/><w:szCs w:val="18"/></w:rPr><w:t xml:space="preserve">Udvikling</w:t></w:r></w:p></w:tc></w:tr><w:tr><w:tc><w:tcPr><w:tcW w:type="dxa" w:w="26"/><w:tcMar><w:top w:type="dxa" w:w="60"/><w:left w:type="dxa" w:w="90"/><w:bottom w:type="dxa" w:w="60"/><w:right w:type="dxa" w:w="90"/></w:tcMar></w:tcPr><w:p><w:r><w:rPr><w:b w:val="false"/><w:bCs w:val="false"/><w:color w:val="000000"/><w:sz w:val="18"/><w:szCs w:val="18"/></w:rPr><w:t xml:space="preserve">Sikkerheds- &amp; databehandlingsdoc</w:t></w:r></w:p></w:tc><w:tc><w:tcPr><w:tcW w:type="dxa" w:w="56"/><w:tcMar><w:top w:type="dxa" w:w="60"/><w:left w:type="dxa" w:w="90"/><w:bottom w:type="dxa" w:w="60"/><w:right w:type="dxa" w:w="90"/></w:tcMar></w:tcPr><w:p><w:r><w:rPr><w:b w:val="false"/><w:bCs w:val="false"/><w:color w:val="000000"/><w:sz w:val="18"/><w:szCs w:val="18"/></w:rPr><w:t xml:space="preserve">Review + udfyld behandlingsgrundlag, DPA, dataplacering</w:t></w:r></w:p></w:tc><w:tc><w:tcPr><w:tcW w:type="dxa" w:w="18"/><w:tcMar><w:top w:type="dxa" w:w="60"/><w:left w:type="dxa" w:w="90"/><w:bottom w:type="dxa" w:w="60"/><w:right w:type="dxa" w:w="90"/></w:tcMar></w:tcPr><w:p><w:r><w:rPr><w:b w:val="false"/><w:bCs w:val="false"/><w:color w:val="000000"/><w:sz w:val="18"/><w:szCs w:val="18"/></w:rPr><w:t xml:space="preserve">Jura / DPO</w:t></w:r></w:p></w:tc></w:tr><w:tr><w:tc><w:tcPr><w:tcW w:type="dxa" w:w="26"/><w:tcMar><w:top w:type="dxa" w:w="60"/><w:left w:type="dxa" w:w="90"/><w:bottom w:type="dxa" w:w="60"/><w:right w:type="dxa" w:w="90"/></w:tcMar></w:tcPr><w:p><w:r><w:rPr><w:b w:val="false"/><w:bCs w:val="false"/><w:color w:val="000000"/><w:sz w:val="18"/><w:szCs w:val="18"/></w:rPr><w:t xml:space="preserve">Hosting (EY-platform)</w:t></w:r></w:p></w:tc><w:tc><w:tcPr><w:tcW w:type="dxa" w:w="56"/><w:tcMar><w:top w:type="dxa" w:w="60"/><w:left w:type="dxa" w:w="90"/><w:bottom w:type="dxa" w:w="60"/><w:right w:type="dxa" w:w="90"/></w:tcMar></w:tcPr><w:p><w:r><w:rPr><w:b w:val="false"/><w:bCs w:val="false"/><w:color w:val="000000"/><w:sz w:val="18"/><w:szCs w:val="18"/></w:rPr><w:t xml:space="preserve">Beslut målplatform; udfør migrationsplan (WSGI-agnostisk)</w:t></w:r></w:p></w:tc><w:tc><w:tcPr><w:tcW w:type="dxa" w:w="18"/><w:tcMar><w:top w:type="dxa" w:w="60"/><w:left w:type="dxa" w:w="90"/><w:bottom w:type="dxa" w:w="60"/><w:right w:type="dxa" w:w="90"/></w:tcMar></w:tcPr><w:p><w:r><w:rPr><w:b w:val="false"/><w:bCs w:val="false"/><w:color w:val="000000"/><w:sz w:val="18"/><w:szCs w:val="18"/></w:rPr><w:t xml:space="preserve">EY tool-governance</w:t></w:r></w:p></w:tc></w:tr><w:tr><w:tc><w:tcPr><w:tcW w:type="dxa" w:w="26"/><w:tcMar><w:top w:type="dxa" w:w="60"/><w:left w:type="dxa" w:w="90"/><w:bottom w:type="dxa" w:w="60"/><w:right w:type="dxa" w:w="90"/></w:tcMar></w:tcPr><w:p><w:r><w:rPr><w:b w:val="false"/><w:bCs w:val="false"/><w:color w:val="000000"/><w:sz w:val="18"/><w:szCs w:val="18"/></w:rPr><w:t xml:space="preserve">Stress-test</w:t></w:r></w:p></w:tc><w:tc><w:tcPr><w:tcW w:type="dxa" w:w="56"/><w:tcMar><w:top w:type="dxa" w:w="60"/><w:left w:type="dxa" w:w="90"/><w:bottom w:type="dxa" w:w="60"/><w:right w:type="dxa" w:w="90"/></w:tcMar></w:tcPr><w:p><w:r><w:rPr><w:b w:val="false"/><w:bCs w:val="false"/><w:color w:val="000000"/><w:sz w:val="18"/><w:szCs w:val="18"/></w:rPr><w:t xml:space="preserve">Kør reel AEO-fuldeksport igennem; ret driftsfund ved roden</w:t></w:r></w:p></w:tc><w:tc><w:tcPr><w:tcW w:type="dxa" w:w="18"/><w:tcMar><w:top w:type="dxa" w:w="60"/><w:left w:type="dxa" w:w="90"/><w:bottom w:type="dxa" w:w="60"/><w:right w:type="dxa" w:w="90"/></w:tcMar></w:tcPr><w:p><w:r><w:rPr><w:b w:val="false"/><w:bCs w:val="false"/><w:color w:val="000000"/><w:sz w:val="18"/><w:szCs w:val="18"/></w:rPr><w:t xml:space="preserve">Udvikling + kunde</w:t></w:r></w:p></w:tc></w:tr><w:tr><w:tc><w:tcPr><w:tcW w:type="dxa" w:w="26"/><w:tcMar><w:top w:type="dxa" w:w="60"/><w:left w:type="dxa" w:w="90"/><w:bottom w:type="dxa" w:w="60"/><w:right w:type="dxa" w:w="90"/></w:tcMar></w:tcPr><w:p><w:r><w:rPr><w:b w:val="false"/><w:bCs w:val="false"/><w:color w:val="000000"/><w:sz w:val="18"/><w:szCs w:val="18"/></w:rPr><w:t xml:space="preserve">Penetrationstest</w:t></w:r></w:p></w:tc><w:tc><w:tcPr><w:tcW w:type="dxa" w:w="56"/><w:tcMar><w:top w:type="dxa" w:w="60"/><w:left w:type="dxa" w:w="90"/><w:bottom w:type="dxa" w:w="60"/><w:right w:type="dxa" w:w="90"/></w:tcMar></w:tcPr><w:p><w:r><w:rPr><w:b w:val="false"/><w:bCs w:val="false"/><w:color w:val="000000"/><w:sz w:val="18"/><w:szCs w:val="18"/></w:rPr><w:t xml:space="preserve">Ekstern test af det deployede værktøj</w:t></w:r></w:p></w:tc><w:tc><w:tcPr><w:tcW w:type="dxa" w:w="18"/><w:tcMar><w:top w:type="dxa" w:w="60"/><w:left w:type="dxa" w:w="90"/><w:bottom w:type="dxa" w:w="60"/><w:right w:type="dxa" w:w="90"/></w:tcMar></w:tcPr><w:p><w:r><w:rPr><w:b w:val="false"/><w:bCs w:val="false"/><w:color w:val="000000"/><w:sz w:val="18"/><w:szCs w:val="18"/></w:rPr><w:t xml:space="preserve">EY / ekstern</w:t></w:r></w:p></w:tc></w:tr></w:tbl><w:p><w:pPr><w:spacing w:after="120" w:before="280"/></w:pPr><w:r><w:rPr><w:b/><w:bCs/><w:color w:val="1B365D"/><w:sz w:val="26"/><w:szCs w:val="26"/></w:rPr><w:t xml:space="preserve">5. Dokumentpakken</w:t></w:r></w:p><0/><w:p><w:pPr><w:spacing w:after="120" w:before="280"/></w:pPr><w:r><w:rPr><w:b/><w:bCs/><w:color w:val="1B365D"/><w:sz w:val="26"/><w:szCs w:val="26"/></w:rPr><w:t xml:space="preserve">6. Ærlig modenhedsvurdering</w:t></w:r></w:p><w:p><w:pPr><w:spacing w:after="120"/></w:pPr><w:r><w:rPr><w:sz w:val="20"/><w:szCs w:val="20"/></w:rPr><w:t xml:space="preserve">Kerne-funktionaliteten (parser, analyselag, told-/tariferingsmotor på rigtige TARIC-/eVita-data, klassifikation) er på plads og dækket af tests. Det nye i denne runde er governance-rammen: versioneret regelkatalog, sporbarhedsmatrix og en uafhængig valideringssuite, der beviser at hver implementeret kontrol fyrer på sit defekt-scenarie. Det resterende er primært ekstern/governance-arbejde (CI, central auth, EU-residency, hosting, jura, pen-test, stress-test) — listet ovenfor med ejer og næste skridt.</w:t></w:r></w:p><w:sectPr><w:pgSz w:w="11906" w:h="16838" w:orient="portrait"/><w:pgMar w:top="1134" w:right="1134" w:bottom="1134" w:left="1134" w:header="708" w:footer="708" w:gutter="0"/><w:pgNumType/><w:docGrid w:linePitch="360"/></w:sectPr></w:body></w:document>
+<file path=word/document.xml><?xml version="1.0" encoding="UTF-8" standalone="yes"?><w:document mc:Ignorable="w14 w15 wp14" xmlns:wpc="http://schemas.microsoft.com/office/word/2010/wordprocessingCanvas" xmlns:mc="http://schemas.openxmlformats.org/markup-compatibility/2006" xmlns:o="urn:schemas-microsoft-com:office:office" xmlns:r="http://schemas.openxmlformats.org/officeDocument/2006/relationships" xmlns:m="http://schemas.openxmlformats.org/officeDocument/2006/math" xmlns:v="urn:schemas-microsoft-com:vml" xmlns:wp14="http://schemas.microsoft.com/office/word/2010/wordprocessingDrawing" xmlns:wp="http://schemas.openxmlformats.org/drawingml/2006/wordprocessingDrawing" xmlns:w10="urn:schemas-microsoft-com:office:word" xmlns:w="http://schemas.openxmlformats.org/wordprocessingml/2006/main" xmlns:w14="http://schemas.microsoft.com/office/word/2010/wordml" xmlns:w15="http://schemas.microsoft.com/office/word/2012/wordml" xmlns:wpg="http://schemas.microsoft.com/office/word/2010/wordprocessingGroup" xmlns:wpi="http://schemas.microsoft.com/office/word/2010/wordprocessingInk" xmlns:wne="http://schemas.microsoft.com/office/word/2006/wordml" xmlns:wps="http://schemas.microsoft.com/office/word/2010/wordprocessingShape" xmlns:cx="http://schemas.microsoft.com/office/drawing/2014/chartex" xmlns:cx1="http://schemas.microsoft.com/office/drawing/2015/9/8/chartex" xmlns:cx2="http://schemas.microsoft.com/office/drawing/2015/10/21/chartex" xmlns:cx3="http://schemas.microsoft.com/office/drawing/2016/5/9/chartex" xmlns:cx4="http://schemas.microsoft.com/office/drawing/2016/5/10/chartex" xmlns:cx5="http://schemas.microsoft.com/office/drawing/2016/5/11/chartex" xmlns:cx6="http://schemas.microsoft.com/office/drawing/2016/5/12/chartex" xmlns:cx7="http://schemas.microsoft.com/office/drawing/2016/5/13/chartex" xmlns:cx8="http://schemas.microsoft.com/office/drawing/2016/5/14/chartex" xmlns:aink="http://schemas.microsoft.com/office/drawing/2016/ink" xmlns:am3d="http://schemas.microsoft.com/office/drawing/2017/model3d" xmlns:w16cex="http://schemas.microsoft.com/office/word/2018/wordml/cex" xmlns:w16cid="http://schemas.microsoft.com/office/word/2016/wordml/cid" xmlns:w16="http://schemas.microsoft.com/office/word/2018/wordml" xmlns:w16sdtdh="http://schemas.microsoft.com/office/word/2020/wordml/sdtdatahash" xmlns:w16se="http://schemas.microsoft.com/office/word/2015/wordml/symex"><w:body><w:p><w:pPr><w:spacing w:after="0" w:before="1200"/></w:pPr><w:r><w:rPr><w:b/><w:bCs/><w:color w:val="1B365D"/><w:sz w:val="52"/><w:szCs w:val="52"/></w:rPr><w:t xml:space="preserve">Customs Analytics</w:t></w:r></w:p><w:p><w:pPr><w:spacing w:after="200"/></w:pPr><w:r><w:rPr><w:color w:val="2E5C8A"/><w:sz w:val="30"/><w:szCs w:val="30"/></w:rPr><w:t xml:space="preserve">Godkendelses-overblik</w:t></w:r></w:p><w:p><w:pPr><w:spacing w:after="120"/></w:pPr><w:r><w:rPr><w:sz w:val="20"/><w:szCs w:val="20"/></w:rPr><w:t xml:space="preserve">Bal AI · told- og importanalyse af danske DMS/WCO-importdata</w:t></w:r></w:p><w:p><w:pPr><w:spacing w:after="120"/></w:pPr><w:r><w:rPr><w:sz w:val="20"/><w:szCs w:val="20"/></w:rPr><w:t xml:space="preserve">Version 0.2.0 · 1. juli 2026</w:t></w:r></w:p><w:p><w:pPr><w:spacing w:before="200"/></w:pPr><w:r><w:rPr><w:i/><w:iCs/><w:color w:val="666666"/><w:sz w:val="18"/><w:szCs w:val="18"/></w:rPr><w:t xml:space="preserve">Klassifikation: Fortroligt — internt. Kun privat repo og EY-godkendte systemer.</w:t></w:r></w:p><w:p><w:r><w:br w:type="page"/></w:r></w:p><w:p><w:pPr><w:spacing w:after="120" w:before="280"/></w:pPr><w:r><w:rPr><w:b/><w:bCs/><w:color w:val="1B365D"/><w:sz w:val="26"/><w:szCs w:val="26"/></w:rPr><w:t xml:space="preserve">1. Om dette dokument</w:t></w:r></w:p><w:p><w:pPr><w:spacing w:after="120"/></w:pPr><w:r><w:rPr><w:sz w:val="20"/><w:szCs w:val="20"/></w:rPr><w:t xml:space="preserve">Dette er start-her-dokumentet for Customs Analytics&apos; godkendelsespakke. Det samler hele pakken, viser parathed pr. område (Dækket / Udkast / Åbent) og lister de åbne punkter med næste skridt og ejer. Tag det med til EY&apos;s tool-governance.</w:t></w:r></w:p><w:p><w:pPr><w:spacing w:after="120"/></w:pPr><w:r><w:rPr><w:sz w:val="20"/><w:szCs w:val="20"/></w:rPr><w:t xml:space="preserve">Customs Analytics er det yngste værktøj i porteføljen (efter SAF-T, VIES, VAT Analytics og Data Extract). Rammen her er bevidst identisk med søsterværktøjernes, men flere områder står ærligt som Udkast eller Åbent — det er forventet på dette stadie. Et udfyldt Åbent-felt med næste skridt er bedre end et tomt.</w:t></w:r></w:p><w:p><w:pPr><w:spacing w:after="120" w:before="280"/></w:pPr><w:r><w:rPr><w:b/><w:bCs/><w:color w:val="1B365D"/><w:sz w:val="26"/><w:szCs w:val="26"/></w:rPr><w:t xml:space="preserve">2. Værktøjet kort</w:t></w:r></w:p><w:p><w:pPr><w:spacing w:after="120"/></w:pPr><w:r><w:rPr><w:sz w:val="20"/><w:szCs w:val="20"/></w:rPr><w:t xml:space="preserve">Customs Analytics analyserer danske importangivelser (WCO DMS-XML, gammelt toldsystem via SAD-PDF, samt Excel/CSV). Det giver told- og importanalyse — varebevægelser, oprindelse, effektiv toldsats — plus FTA-besparelsesmuligheder og fejlklassificering, oven på Toldstyrelsens egne TARIC-/tarifdata. Samme arkitektur som SAF-T/VIES: al forretningslogik i en testbar pakke, tyndt web-lag.</w:t></w:r></w:p><w:p><w:pPr><w:spacing w:after="120" w:before="280"/></w:pPr><w:r><w:rPr><w:b/><w:bCs/><w:color w:val="1B365D"/><w:sz w:val="26"/><w:szCs w:val="26"/></w:rPr><w:t xml:space="preserve">3. Parathed pr. område</w:t></w:r></w:p><w:tbl><w:tblPr><w:tblW w:type="dxa" w:w="9360"/><w:tblBorders><w:top w:val="single" w:color="auto" w:sz="4"/><w:left w:val="single" w:color="auto" w:sz="4"/><w:bottom w:val="single" w:color="auto" w:sz="4"/><w:right w:val="single" w:color="auto" w:sz="4"/><w:insideH w:val="single" w:color="auto" w:sz="4"/><w:insideV w:val="single" w:color="auto" w:sz="4"/></w:tblBorders></w:tblPr><w:tblGrid><w:gridCol w:w="44"/><w:gridCol w:w="16"/><w:gridCol w:w="40"/></w:tblGrid><w:tr><w:trPr><w:tblHeader/></w:trPr><w:tc><w:tcPr><w:tcW w:type="dxa" w:w="44"/><w:shd w:fill="1B365D" w:color="auto" w:val="clear"/><w:tcMar><w:top w:type="dxa" w:w="60"/><w:left w:type="dxa" w:w="90"/><w:bottom w:type="dxa" w:w="60"/><w:right w:type="dxa" w:w="90"/></w:tcMar></w:tcPr><w:p><w:r><w:rPr><w:b/><w:bCs/><w:color w:val="FFFFFF"/><w:sz w:val="18"/><w:szCs w:val="18"/></w:rPr><w:t xml:space="preserve">Område</w:t></w:r></w:p></w:tc><w:tc><w:tcPr><w:tcW w:type="dxa" w:w="16"/><w:shd w:fill="1B365D" w:color="auto" w:val="clear"/><w:tcMar><w:top w:type="dxa" w:w="60"/><w:left w:type="dxa" w:w="90"/><w:bottom w:type="dxa" w:w="60"/><w:right w:type="dxa" w:w="90"/></w:tcMar></w:tcPr><w:p><w:r><w:rPr><w:b/><w:bCs/><w:color w:val="FFFFFF"/><w:sz w:val="18"/><w:szCs w:val="18"/></w:rPr><w:t xml:space="preserve">Status</w:t></w:r></w:p></w:tc><w:tc><w:tcPr><w:tcW w:type="dxa" w:w="40"/><w:shd w:fill="1B365D" w:color="auto" w:val="clear"/><w:tcMar><w:top w:type="dxa" w:w="60"/><w:left w:type="dxa" w:w="90"/><w:bottom w:type="dxa" w:w="60"/><w:right w:type="dxa" w:w="90"/></w:tcMar></w:tcPr><w:p><w:r><w:rPr><w:b/><w:bCs/><w:color w:val="FFFFFF"/><w:sz w:val="18"/><w:szCs w:val="18"/></w:rPr><w:t xml:space="preserve">Bemærkning</w:t></w:r></w:p></w:tc></w:tr><w:tr><w:tc><w:tcPr><w:tcW w:type="dxa" w:w="44"/><w:tcMar><w:top w:type="dxa" w:w="60"/><w:left w:type="dxa" w:w="90"/><w:bottom w:type="dxa" w:w="60"/><w:right w:type="dxa" w:w="90"/></w:tcMar></w:tcPr><w:p><w:r><w:rPr><w:b w:val="false"/><w:bCs w:val="false"/><w:color w:val="000000"/><w:sz w:val="18"/><w:szCs w:val="18"/></w:rPr><w:t xml:space="preserve">Kanonisk datamodel + WCO DMS-XML-parser</w:t></w:r></w:p></w:tc><w:tc><w:tcPr><w:tcW w:type="dxa" w:w="16"/><w:tcMar><w:top w:type="dxa" w:w="60"/><w:left w:type="dxa" w:w="90"/><w:bottom w:type="dxa" w:w="60"/><w:right w:type="dxa" w:w="90"/></w:tcMar></w:tcPr><w:p><w:r><w:rPr><w:b w:val="false"/><w:bCs w:val="false"/><w:color w:val="000000"/><w:sz w:val="18"/><w:szCs w:val="18"/></w:rPr><w:t xml:space="preserve">Dækket</w:t></w:r></w:p></w:tc><w:tc><w:tcPr><w:tcW w:type="dxa" w:w="40"/><w:tcMar><w:top w:type="dxa" w:w="60"/><w:left w:type="dxa" w:w="90"/><w:bottom w:type="dxa" w:w="60"/><w:right w:type="dxa" w:w="90"/></w:tcMar></w:tcPr><w:p><w:r><w:rPr><w:b w:val="false"/><w:bCs w:val="false"/><w:color w:val="000000"/><w:sz w:val="18"/><w:szCs w:val="18"/></w:rPr><w:t xml:space="preserve">customs/schema.py + customs/parsers/ (XXE slået fra)</w:t></w:r></w:p></w:tc></w:tr><w:tr><w:tc><w:tcPr><w:tcW w:type="dxa" w:w="44"/><w:tcMar><w:top w:type="dxa" w:w="60"/><w:left w:type="dxa" w:w="90"/><w:bottom w:type="dxa" w:w="60"/><w:right w:type="dxa" w:w="90"/></w:tcMar></w:tcPr><w:p><w:r><w:rPr><w:b w:val="false"/><w:bCs w:val="false"/><w:color w:val="000000"/><w:sz w:val="18"/><w:szCs w:val="18"/></w:rPr><w:t xml:space="preserve">DMS-XML strukturvalidering (XSD, CUS-X01)</w:t></w:r></w:p></w:tc><w:tc><w:tcPr><w:tcW w:type="dxa" w:w="16"/><w:tcMar><w:top w:type="dxa" w:w="60"/><w:left w:type="dxa" w:w="90"/><w:bottom w:type="dxa" w:w="60"/><w:right w:type="dxa" w:w="90"/></w:tcMar></w:tcPr><w:p><w:r><w:rPr><w:b w:val="false"/><w:bCs w:val="false"/><w:color w:val="000000"/><w:sz w:val="18"/><w:szCs w:val="18"/></w:rPr><w:t xml:space="preserve">Dækket</w:t></w:r></w:p></w:tc><w:tc><w:tcPr><w:tcW w:type="dxa" w:w="40"/><w:tcMar><w:top w:type="dxa" w:w="60"/><w:left w:type="dxa" w:w="90"/><w:bottom w:type="dxa" w:w="60"/><w:right w:type="dxa" w:w="90"/></w:tcMar></w:tcPr><w:p><w:r><w:rPr><w:b w:val="false"/><w:bCs w:val="false"/><w:color w:val="000000"/><w:sz w:val="18"/><w:szCs w:val="18"/></w:rPr><w:t xml:space="preserve">customs/xsd_validation.py — velformethed (rød) + skema-advis (gul); H1 V2.5 / I1 V2.3 (ny)</w:t></w:r></w:p></w:tc></w:tr><w:tr><w:tc><w:tcPr><w:tcW w:type="dxa" w:w="44"/><w:tcMar><w:top w:type="dxa" w:w="60"/><w:left w:type="dxa" w:w="90"/><w:bottom w:type="dxa" w:w="60"/><w:right w:type="dxa" w:w="90"/></w:tcMar></w:tcPr><w:p><w:r><w:rPr><w:b w:val="false"/><w:bCs w:val="false"/><w:color w:val="000000"/><w:sz w:val="18"/><w:szCs w:val="18"/></w:rPr><w:t xml:space="preserve">Analyselag (dashboards)</w:t></w:r></w:p></w:tc><w:tc><w:tcPr><w:tcW w:type="dxa" w:w="16"/><w:tcMar><w:top w:type="dxa" w:w="60"/><w:left w:type="dxa" w:w="90"/><w:bottom w:type="dxa" w:w="60"/><w:right w:type="dxa" w:w="90"/></w:tcMar></w:tcPr><w:p><w:r><w:rPr><w:b w:val="false"/><w:bCs w:val="false"/><w:color w:val="000000"/><w:sz w:val="18"/><w:szCs w:val="18"/></w:rPr><w:t xml:space="preserve">Dækket</w:t></w:r></w:p></w:tc><w:tc><w:tcPr><w:tcW w:type="dxa" w:w="40"/><w:tcMar><w:top w:type="dxa" w:w="60"/><w:left w:type="dxa" w:w="90"/><w:bottom w:type="dxa" w:w="60"/><w:right w:type="dxa" w:w="90"/></w:tcMar></w:tcPr><w:p><w:r><w:rPr><w:b w:val="false"/><w:bCs w:val="false"/><w:color w:val="000000"/><w:sz w:val="18"/><w:szCs w:val="18"/></w:rPr><w:t xml:space="preserve">customs/analytics.py — 7 faner, verificeret visuelt</w:t></w:r></w:p></w:tc></w:tr><w:tr><w:tc><w:tcPr><w:tcW w:type="dxa" w:w="44"/><w:tcMar><w:top w:type="dxa" w:w="60"/><w:left w:type="dxa" w:w="90"/><w:bottom w:type="dxa" w:w="60"/><w:right w:type="dxa" w:w="90"/></w:tcMar></w:tcPr><w:p><w:r><w:rPr><w:b w:val="false"/><w:bCs w:val="false"/><w:color w:val="000000"/><w:sz w:val="18"/><w:szCs w:val="18"/></w:rPr><w:t xml:space="preserve">Told- og tariferingsmotor (TARIC/eVita, temporal)</w:t></w:r></w:p></w:tc><w:tc><w:tcPr><w:tcW w:type="dxa" w:w="16"/><w:tcMar><w:top w:type="dxa" w:w="60"/><w:left w:type="dxa" w:w="90"/><w:bottom w:type="dxa" w:w="60"/><w:right w:type="dxa" w:w="90"/></w:tcMar></w:tcPr><w:p><w:r><w:rPr><w:b w:val="false"/><w:bCs w:val="false"/><w:color w:val="000000"/><w:sz w:val="18"/><w:szCs w:val="18"/></w:rPr><w:t xml:space="preserve">Dækket</w:t></w:r></w:p></w:tc><w:tc><w:tcPr><w:tcW w:type="dxa" w:w="40"/><w:tcMar><w:top w:type="dxa" w:w="60"/><w:left w:type="dxa" w:w="90"/><w:bottom w:type="dxa" w:w="60"/><w:right w:type="dxa" w:w="90"/></w:tcMar></w:tcPr><w:p><w:r><w:rPr><w:b w:val="false"/><w:bCs w:val="false"/><w:color w:val="000000"/><w:sz w:val="18"/><w:szCs w:val="18"/></w:rPr><w:t xml:space="preserve">customs/tariff.py — MFN + præferencer, dato-bevidst opslag</w:t></w:r></w:p></w:tc></w:tr><w:tr><w:tc><w:tcPr><w:tcW w:type="dxa" w:w="44"/><w:tcMar><w:top w:type="dxa" w:w="60"/><w:left w:type="dxa" w:w="90"/><w:bottom w:type="dxa" w:w="60"/><w:right w:type="dxa" w:w="90"/></w:tcMar></w:tcPr><w:p><w:r><w:rPr><w:b w:val="false"/><w:bCs w:val="false"/><w:color w:val="000000"/><w:sz w:val="18"/><w:szCs w:val="18"/></w:rPr><w:t xml:space="preserve">Klassifikationslag (eksakt + fuzzy)</w:t></w:r></w:p></w:tc><w:tc><w:tcPr><w:tcW w:type="dxa" w:w="16"/><w:tcMar><w:top w:type="dxa" w:w="60"/><w:left w:type="dxa" w:w="90"/><w:bottom w:type="dxa" w:w="60"/><w:right w:type="dxa" w:w="90"/></w:tcMar></w:tcPr><w:p><w:r><w:rPr><w:b w:val="false"/><w:bCs w:val="false"/><w:color w:val="000000"/><w:sz w:val="18"/><w:szCs w:val="18"/></w:rPr><w:t xml:space="preserve">Dækket</w:t></w:r></w:p></w:tc><w:tc><w:tcPr><w:tcW w:type="dxa" w:w="40"/><w:tcMar><w:top w:type="dxa" w:w="60"/><w:left w:type="dxa" w:w="90"/><w:bottom w:type="dxa" w:w="60"/><w:right w:type="dxa" w:w="90"/></w:tcMar></w:tcPr><w:p><w:r><w:rPr><w:b w:val="false"/><w:bCs w:val="false"/><w:color w:val="000000"/><w:sz w:val="18"/><w:szCs w:val="18"/></w:rPr><w:t xml:space="preserve">customs/classification.py — dependency-frit</w:t></w:r></w:p></w:tc></w:tr><w:tr><w:tc><w:tcPr><w:tcW w:type="dxa" w:w="44"/><w:tcMar><w:top w:type="dxa" w:w="60"/><w:left w:type="dxa" w:w="90"/><w:bottom w:type="dxa" w:w="60"/><w:right w:type="dxa" w:w="90"/></w:tcMar></w:tcPr><w:p><w:r><w:rPr><w:b w:val="false"/><w:bCs w:val="false"/><w:color w:val="000000"/><w:sz w:val="18"/><w:szCs w:val="18"/></w:rPr><w:t xml:space="preserve">Versioneret regelkatalog</w:t></w:r></w:p></w:tc><w:tc><w:tcPr><w:tcW w:type="dxa" w:w="16"/><w:tcMar><w:top w:type="dxa" w:w="60"/><w:left w:type="dxa" w:w="90"/><w:bottom w:type="dxa" w:w="60"/><w:right w:type="dxa" w:w="90"/></w:tcMar></w:tcPr><w:p><w:r><w:rPr><w:b w:val="false"/><w:bCs w:val="false"/><w:color w:val="000000"/><w:sz w:val="18"/><w:szCs w:val="18"/></w:rPr><w:t xml:space="preserve">Dækket</w:t></w:r></w:p></w:tc><w:tc><w:tcPr><w:tcW w:type="dxa" w:w="40"/><w:tcMar><w:top w:type="dxa" w:w="60"/><w:left w:type="dxa" w:w="90"/><w:bottom w:type="dxa" w:w="60"/><w:right w:type="dxa" w:w="90"/></w:tcMar></w:tcPr><w:p><w:r><w:rPr><w:b w:val="false"/><w:bCs w:val="false"/><w:color w:val="000000"/><w:sz w:val="18"/><w:szCs w:val="18"/></w:rPr><w:t xml:space="preserve">customs/rules/Customs-Validation-Rules.json v0.1.0 (ny)</w:t></w:r></w:p></w:tc></w:tr><w:tr><w:tc><w:tcPr><w:tcW w:type="dxa" w:w="44"/><w:tcMar><w:top w:type="dxa" w:w="60"/><w:left w:type="dxa" w:w="90"/><w:bottom w:type="dxa" w:w="60"/><w:right w:type="dxa" w:w="90"/></w:tcMar></w:tcPr><w:p><w:r><w:rPr><w:b w:val="false"/><w:bCs w:val="false"/><w:color w:val="000000"/><w:sz w:val="18"/><w:szCs w:val="18"/></w:rPr><w:t xml:space="preserve">Regel-sporbarhedsmatrix</w:t></w:r></w:p></w:tc><w:tc><w:tcPr><w:tcW w:type="dxa" w:w="16"/><w:tcMar><w:top w:type="dxa" w:w="60"/><w:left w:type="dxa" w:w="90"/><w:bottom w:type="dxa" w:w="60"/><w:right w:type="dxa" w:w="90"/></w:tcMar></w:tcPr><w:p><w:r><w:rPr><w:b w:val="false"/><w:bCs w:val="false"/><w:color w:val="000000"/><w:sz w:val="18"/><w:szCs w:val="18"/></w:rPr><w:t xml:space="preserve">Dækket</w:t></w:r></w:p></w:tc><w:tc><w:tcPr><w:tcW w:type="dxa" w:w="40"/><w:tcMar><w:top w:type="dxa" w:w="60"/><w:left w:type="dxa" w:w="90"/><w:bottom w:type="dxa" w:w="60"/><w:right w:type="dxa" w:w="90"/></w:tcMar></w:tcPr><w:p><w:r><w:rPr><w:b w:val="false"/><w:bCs w:val="false"/><w:color w:val="000000"/><w:sz w:val="18"/><w:szCs w:val="18"/></w:rPr><w:t xml:space="preserve">docs/...Regel-sporbarhedsmatrix.xlsx (ny, genereret)</w:t></w:r></w:p></w:tc></w:tr><w:tr><w:tc><w:tcPr><w:tcW w:type="dxa" w:w="44"/><w:tcMar><w:top w:type="dxa" w:w="60"/><w:left w:type="dxa" w:w="90"/><w:bottom w:type="dxa" w:w="60"/><w:right w:type="dxa" w:w="90"/></w:tcMar></w:tcPr><w:p><w:r><w:rPr><w:b w:val="false"/><w:bCs w:val="false"/><w:color w:val="000000"/><w:sz w:val="18"/><w:szCs w:val="18"/></w:rPr><w:t xml:space="preserve">Uafhængig valideringssuite</w:t></w:r></w:p></w:tc><w:tc><w:tcPr><w:tcW w:type="dxa" w:w="16"/><w:tcMar><w:top w:type="dxa" w:w="60"/><w:left w:type="dxa" w:w="90"/><w:bottom w:type="dxa" w:w="60"/><w:right w:type="dxa" w:w="90"/></w:tcMar></w:tcPr><w:p><w:r><w:rPr><w:b w:val="false"/><w:bCs w:val="false"/><w:color w:val="000000"/><w:sz w:val="18"/><w:szCs w:val="18"/></w:rPr><w:t xml:space="preserve">Dækket</w:t></w:r></w:p></w:tc><w:tc><w:tcPr><w:tcW w:type="dxa" w:w="40"/><w:tcMar><w:top w:type="dxa" w:w="60"/><w:left w:type="dxa" w:w="90"/><w:bottom w:type="dxa" w:w="60"/><w:right w:type="dxa" w:w="90"/></w:tcMar></w:tcPr><w:p><w:r><w:rPr><w:b w:val="false"/><w:bCs w:val="false"/><w:color w:val="000000"/><w:sz w:val="18"/><w:szCs w:val="18"/></w:rPr><w:t xml:space="preserve">validation/ — 13 kontroller, plantet defekt pr. kontrol, gated i pytest (ny)</w:t></w:r></w:p></w:tc></w:tr><w:tr><w:tc><w:tcPr><w:tcW w:type="dxa" w:w="44"/><w:tcMar><w:top w:type="dxa" w:w="60"/><w:left w:type="dxa" w:w="90"/><w:bottom w:type="dxa" w:w="60"/><w:right w:type="dxa" w:w="90"/></w:tcMar></w:tcPr><w:p><w:r><w:rPr><w:b w:val="false"/><w:bCs w:val="false"/><w:color w:val="000000"/><w:sz w:val="18"/><w:szCs w:val="18"/></w:rPr><w:t xml:space="preserve">Automatiseret testsuite</w:t></w:r></w:p></w:tc><w:tc><w:tcPr><w:tcW w:type="dxa" w:w="16"/><w:tcMar><w:top w:type="dxa" w:w="60"/><w:left w:type="dxa" w:w="90"/><w:bottom w:type="dxa" w:w="60"/><w:right w:type="dxa" w:w="90"/></w:tcMar></w:tcPr><w:p><w:r><w:rPr><w:b w:val="false"/><w:bCs w:val="false"/><w:color w:val="000000"/><w:sz w:val="18"/><w:szCs w:val="18"/></w:rPr><w:t xml:space="preserve">Dækket</w:t></w:r></w:p></w:tc><w:tc><w:tcPr><w:tcW w:type="dxa" w:w="40"/><w:tcMar><w:top w:type="dxa" w:w="60"/><w:left w:type="dxa" w:w="90"/><w:bottom w:type="dxa" w:w="60"/><w:right w:type="dxa" w:w="90"/></w:tcMar></w:tcPr><w:p><w:r><w:rPr><w:b w:val="false"/><w:bCs w:val="false"/><w:color w:val="000000"/><w:sz w:val="18"/><w:szCs w:val="18"/></w:rPr><w:t xml:space="preserve">tests/ — kører uden netværk</w:t></w:r></w:p></w:tc></w:tr><w:tr><w:tc><w:tcPr><w:tcW w:type="dxa" w:w="44"/><w:tcMar><w:top w:type="dxa" w:w="60"/><w:left w:type="dxa" w:w="90"/><w:bottom w:type="dxa" w:w="60"/><w:right w:type="dxa" w:w="90"/></w:tcMar></w:tcPr><w:p><w:r><w:rPr><w:b w:val="false"/><w:bCs w:val="false"/><w:color w:val="000000"/><w:sz w:val="18"/><w:szCs w:val="18"/></w:rPr><w:t xml:space="preserve">Datapolitik (in-memory, intet gemmes)</w:t></w:r></w:p></w:tc><w:tc><w:tcPr><w:tcW w:type="dxa" w:w="16"/><w:tcMar><w:top w:type="dxa" w:w="60"/><w:left w:type="dxa" w:w="90"/><w:bottom w:type="dxa" w:w="60"/><w:right w:type="dxa" w:w="90"/></w:tcMar></w:tcPr><w:p><w:r><w:rPr><w:b w:val="false"/><w:bCs w:val="false"/><w:color w:val="000000"/><w:sz w:val="18"/><w:szCs w:val="18"/></w:rPr><w:t xml:space="preserve">Dækket</w:t></w:r></w:p></w:tc><w:tc><w:tcPr><w:tcW w:type="dxa" w:w="40"/><w:tcMar><w:top w:type="dxa" w:w="60"/><w:left w:type="dxa" w:w="90"/><w:bottom w:type="dxa" w:w="60"/><w:right w:type="dxa" w:w="90"/></w:tcMar></w:tcPr><w:p><w:r><w:rPr><w:b w:val="false"/><w:bCs w:val="false"/><w:color w:val="000000"/><w:sz w:val="18"/><w:szCs w:val="18"/></w:rPr><w:t xml:space="preserve">Upload parses i hukommelsen; kun auth/audit på volume</w:t></w:r></w:p></w:tc></w:tr><w:tr><w:tc><w:tcPr><w:tcW w:type="dxa" w:w="44"/><w:tcMar><w:top w:type="dxa" w:w="60"/><w:left w:type="dxa" w:w="90"/><w:bottom w:type="dxa" w:w="60"/><w:right w:type="dxa" w:w="90"/></w:tcMar></w:tcPr><w:p><w:r><w:rPr><w:b w:val="false"/><w:bCs w:val="false"/><w:color w:val="000000"/><w:sz w:val="18"/><w:szCs w:val="18"/></w:rPr><w:t xml:space="preserve">Adgangskontrol (login/auth)</w:t></w:r></w:p></w:tc><w:tc><w:tcPr><w:tcW w:type="dxa" w:w="16"/><w:tcMar><w:top w:type="dxa" w:w="60"/><w:left w:type="dxa" w:w="90"/><w:bottom w:type="dxa" w:w="60"/><w:right w:type="dxa" w:w="90"/></w:tcMar></w:tcPr><w:p><w:r><w:rPr><w:b w:val="false"/><w:bCs w:val="false"/><w:color w:val="000000"/><w:sz w:val="18"/><w:szCs w:val="18"/></w:rPr><w:t xml:space="preserve">Dækket</w:t></w:r></w:p></w:tc><w:tc><w:tcPr><w:tcW w:type="dxa" w:w="40"/><w:tcMar><w:top w:type="dxa" w:w="60"/><w:left w:type="dxa" w:w="90"/><w:bottom w:type="dxa" w:w="60"/><w:right w:type="dxa" w:w="90"/></w:tcMar></w:tcPr><w:p><w:r><w:rPr><w:b w:val="false"/><w:bCs w:val="false"/><w:color w:val="000000"/><w:sz w:val="18"/><w:szCs w:val="18"/></w:rPr><w:t xml:space="preserve">Lokal auth.py (pbkdf2, CSRF, rate-limit, persistent volume)</w:t></w:r></w:p></w:tc></w:tr><w:tr><w:tc><w:tcPr><w:tcW w:type="dxa" w:w="44"/><w:tcMar><w:top w:type="dxa" w:w="60"/><w:left w:type="dxa" w:w="90"/><w:bottom w:type="dxa" w:w="60"/><w:right w:type="dxa" w:w="90"/></w:tcMar></w:tcPr><w:p><w:r><w:rPr><w:b w:val="false"/><w:bCs w:val="false"/><w:color w:val="000000"/><w:sz w:val="18"/><w:szCs w:val="18"/></w:rPr><w:t xml:space="preserve">Sikkerheds- og databehandlingsdoc</w:t></w:r></w:p></w:tc><w:tc><w:tcPr><w:tcW w:type="dxa" w:w="16"/><w:tcMar><w:top w:type="dxa" w:w="60"/><w:left w:type="dxa" w:w="90"/><w:bottom w:type="dxa" w:w="60"/><w:right w:type="dxa" w:w="90"/></w:tcMar></w:tcPr><w:p><w:r><w:rPr><w:b w:val="false"/><w:bCs w:val="false"/><w:color w:val="000000"/><w:sz w:val="18"/><w:szCs w:val="18"/></w:rPr><w:t xml:space="preserve">Udkast</w:t></w:r></w:p></w:tc><w:tc><w:tcPr><w:tcW w:type="dxa" w:w="40"/><w:tcMar><w:top w:type="dxa" w:w="60"/><w:left w:type="dxa" w:w="90"/><w:bottom w:type="dxa" w:w="60"/><w:right w:type="dxa" w:w="90"/></w:tcMar></w:tcPr><w:p><w:r><w:rPr><w:b w:val="false"/><w:bCs w:val="false"/><w:color w:val="000000"/><w:sz w:val="18"/><w:szCs w:val="18"/></w:rPr><w:t xml:space="preserve">Skal review&apos;es af jura/databeskyttelse</w:t></w:r></w:p></w:tc></w:tr><w:tr><w:tc><w:tcPr><w:tcW w:type="dxa" w:w="44"/><w:tcMar><w:top w:type="dxa" w:w="60"/><w:left w:type="dxa" w:w="90"/><w:bottom w:type="dxa" w:w="60"/><w:right w:type="dxa" w:w="90"/></w:tcMar></w:tcPr><w:p><w:r><w:rPr><w:b w:val="false"/><w:bCs w:val="false"/><w:color w:val="000000"/><w:sz w:val="18"/><w:szCs w:val="18"/></w:rPr><w:t xml:space="preserve">Hosting- og driftsdoc</w:t></w:r></w:p></w:tc><w:tc><w:tcPr><w:tcW w:type="dxa" w:w="16"/><w:tcMar><w:top w:type="dxa" w:w="60"/><w:left w:type="dxa" w:w="90"/><w:bottom w:type="dxa" w:w="60"/><w:right w:type="dxa" w:w="90"/></w:tcMar></w:tcPr><w:p><w:r><w:rPr><w:b w:val="false"/><w:bCs w:val="false"/><w:color w:val="000000"/><w:sz w:val="18"/><w:szCs w:val="18"/></w:rPr><w:t xml:space="preserve">Udkast</w:t></w:r></w:p></w:tc><w:tc><w:tcPr><w:tcW w:type="dxa" w:w="40"/><w:tcMar><w:top w:type="dxa" w:w="60"/><w:left w:type="dxa" w:w="90"/><w:bottom w:type="dxa" w:w="60"/><w:right w:type="dxa" w:w="90"/></w:tcMar></w:tcPr><w:p><w:r><w:rPr><w:b w:val="false"/><w:bCs w:val="false"/><w:color w:val="000000"/><w:sz w:val="18"/><w:szCs w:val="18"/></w:rPr><w:t xml:space="preserve">Railway i dag; EY-platform er åben beslutning</w:t></w:r></w:p></w:tc></w:tr><w:tr><w:tc><w:tcPr><w:tcW w:type="dxa" w:w="44"/><w:tcMar><w:top w:type="dxa" w:w="60"/><w:left w:type="dxa" w:w="90"/><w:bottom w:type="dxa" w:w="60"/><w:right w:type="dxa" w:w="90"/></w:tcMar></w:tcPr><w:p><w:r><w:rPr><w:b w:val="false"/><w:bCs w:val="false"/><w:color w:val="000000"/><w:sz w:val="18"/><w:szCs w:val="18"/></w:rPr><w:t xml:space="preserve">CI (pytest + pip-audit --strict)</w:t></w:r></w:p></w:tc><w:tc><w:tcPr><w:tcW w:type="dxa" w:w="16"/><w:tcMar><w:top w:type="dxa" w:w="60"/><w:left w:type="dxa" w:w="90"/><w:bottom w:type="dxa" w:w="60"/><w:right w:type="dxa" w:w="90"/></w:tcMar></w:tcPr><w:p><w:r><w:rPr><w:b w:val="false"/><w:bCs w:val="false"/><w:color w:val="000000"/><w:sz w:val="18"/><w:szCs w:val="18"/></w:rPr><w:t xml:space="preserve">Dækket</w:t></w:r></w:p></w:tc><w:tc><w:tcPr><w:tcW w:type="dxa" w:w="40"/><w:tcMar><w:top w:type="dxa" w:w="60"/><w:left w:type="dxa" w:w="90"/><w:bottom w:type="dxa" w:w="60"/><w:right w:type="dxa" w:w="90"/></w:tcMar></w:tcPr><w:p><w:r><w:rPr><w:b w:val="false"/><w:bCs w:val="false"/><w:color w:val="000000"/><w:sz w:val="18"/><w:szCs w:val="18"/></w:rPr><w:t xml:space="preserve">.github/workflows/ci.yml — pytest + valideringssuite-gate + pip-audit (ny)</w:t></w:r></w:p></w:tc></w:tr><w:tr><w:tc><w:tcPr><w:tcW w:type="dxa" w:w="44"/><w:tcMar><w:top w:type="dxa" w:w="60"/><w:left w:type="dxa" w:w="90"/><w:bottom w:type="dxa" w:w="60"/><w:right w:type="dxa" w:w="90"/></w:tcMar></w:tcPr><w:p><w:r><w:rPr><w:b w:val="false"/><w:bCs w:val="false"/><w:color w:val="000000"/><w:sz w:val="18"/><w:szCs w:val="18"/></w:rPr><w:t xml:space="preserve">Central balai_auth-migrering + fælles SECRET_KEY</w:t></w:r></w:p></w:tc><w:tc><w:tcPr><w:tcW w:type="dxa" w:w="16"/><w:tcMar><w:top w:type="dxa" w:w="60"/><w:left w:type="dxa" w:w="90"/><w:bottom w:type="dxa" w:w="60"/><w:right w:type="dxa" w:w="90"/></w:tcMar></w:tcPr><w:p><w:r><w:rPr><w:b w:val="false"/><w:bCs w:val="false"/><w:color w:val="000000"/><w:sz w:val="18"/><w:szCs w:val="18"/></w:rPr><w:t xml:space="preserve">Åbent</w:t></w:r></w:p></w:tc><w:tc><w:tcPr><w:tcW w:type="dxa" w:w="40"/><w:tcMar><w:top w:type="dxa" w:w="60"/><w:left w:type="dxa" w:w="90"/><w:bottom w:type="dxa" w:w="60"/><w:right w:type="dxa" w:w="90"/></w:tcMar></w:tcPr><w:p><w:r><w:rPr><w:b w:val="false"/><w:bCs w:val="false"/><w:color w:val="000000"/><w:sz w:val="18"/><w:szCs w:val="18"/></w:rPr><w:t xml:space="preserve">Kører i dag eget lokalt auth.py</w:t></w:r></w:p></w:tc></w:tr><w:tr><w:tc><w:tcPr><w:tcW w:type="dxa" w:w="44"/><w:tcMar><w:top w:type="dxa" w:w="60"/><w:left w:type="dxa" w:w="90"/><w:bottom w:type="dxa" w:w="60"/><w:right w:type="dxa" w:w="90"/></w:tcMar></w:tcPr><w:p><w:r><w:rPr><w:b w:val="false"/><w:bCs w:val="false"/><w:color w:val="000000"/><w:sz w:val="18"/><w:szCs w:val="18"/></w:rPr><w:t xml:space="preserve">EU data-residency (Railway-volume)</w:t></w:r></w:p></w:tc><w:tc><w:tcPr><w:tcW w:type="dxa" w:w="16"/><w:tcMar><w:top w:type="dxa" w:w="60"/><w:left w:type="dxa" w:w="90"/><w:bottom w:type="dxa" w:w="60"/><w:right w:type="dxa" w:w="90"/></w:tcMar></w:tcPr><w:p><w:r><w:rPr><w:b w:val="false"/><w:bCs w:val="false"/><w:color w:val="000000"/><w:sz w:val="18"/><w:szCs w:val="18"/></w:rPr><w:t xml:space="preserve">Åbent</w:t></w:r></w:p></w:tc><w:tc><w:tcPr><w:tcW w:type="dxa" w:w="40"/><w:tcMar><w:top w:type="dxa" w:w="60"/><w:left w:type="dxa" w:w="90"/><w:bottom w:type="dxa" w:w="60"/><w:right w:type="dxa" w:w="90"/></w:tcMar></w:tcPr><w:p><w:r><w:rPr><w:b w:val="false"/><w:bCs w:val="false"/><w:color w:val="000000"/><w:sz w:val="18"/><w:szCs w:val="18"/></w:rPr><w:t xml:space="preserve">Volume-region skal verificeres/migreres til EU</w:t></w:r></w:p></w:tc></w:tr><w:tr><w:tc><w:tcPr><w:tcW w:type="dxa" w:w="44"/><w:tcMar><w:top w:type="dxa" w:w="60"/><w:left w:type="dxa" w:w="90"/><w:bottom w:type="dxa" w:w="60"/><w:right w:type="dxa" w:w="90"/></w:tcMar></w:tcPr><w:p><w:r><w:rPr><w:b w:val="false"/><w:bCs w:val="false"/><w:color w:val="000000"/><w:sz w:val="18"/><w:szCs w:val="18"/></w:rPr><w:t xml:space="preserve">Fuld TARIC (anti-dumping/suspension/kvote)</w:t></w:r></w:p></w:tc><w:tc><w:tcPr><w:tcW w:type="dxa" w:w="16"/><w:tcMar><w:top w:type="dxa" w:w="60"/><w:left w:type="dxa" w:w="90"/><w:bottom w:type="dxa" w:w="60"/><w:right w:type="dxa" w:w="90"/></w:tcMar></w:tcPr><w:p><w:r><w:rPr><w:b w:val="false"/><w:bCs w:val="false"/><w:color w:val="000000"/><w:sz w:val="18"/><w:szCs w:val="18"/></w:rPr><w:t xml:space="preserve">Åbent</w:t></w:r></w:p></w:tc><w:tc><w:tcPr><w:tcW w:type="dxa" w:w="40"/><w:tcMar><w:top w:type="dxa" w:w="60"/><w:left w:type="dxa" w:w="90"/><w:bottom w:type="dxa" w:w="60"/><w:right w:type="dxa" w:w="90"/></w:tcMar></w:tcPr><w:p><w:r><w:rPr><w:b w:val="false"/><w:bCs w:val="false"/><w:color w:val="000000"/><w:sz w:val="18"/><w:szCs w:val="18"/></w:rPr><w:t xml:space="preserve">EDR-tjek bevidst tolerant (gul) indtil da</w:t></w:r></w:p></w:tc></w:tr><w:tr><w:tc><w:tcPr><w:tcW w:type="dxa" w:w="44"/><w:tcMar><w:top w:type="dxa" w:w="60"/><w:left w:type="dxa" w:w="90"/><w:bottom w:type="dxa" w:w="60"/><w:right w:type="dxa" w:w="90"/></w:tcMar></w:tcPr><w:p><w:r><w:rPr><w:b w:val="false"/><w:bCs w:val="false"/><w:color w:val="000000"/><w:sz w:val="18"/><w:szCs w:val="18"/></w:rPr><w:t xml:space="preserve">Stress-test på rigtige klientdata</w:t></w:r></w:p></w:tc><w:tc><w:tcPr><w:tcW w:type="dxa" w:w="16"/><w:tcMar><w:top w:type="dxa" w:w="60"/><w:left w:type="dxa" w:w="90"/><w:bottom w:type="dxa" w:w="60"/><w:right w:type="dxa" w:w="90"/></w:tcMar></w:tcPr><w:p><w:r><w:rPr><w:b w:val="false"/><w:bCs w:val="false"/><w:color w:val="000000"/><w:sz w:val="18"/><w:szCs w:val="18"/></w:rPr><w:t xml:space="preserve">Åbent</w:t></w:r></w:p></w:tc><w:tc><w:tcPr><w:tcW w:type="dxa" w:w="40"/><w:tcMar><w:top w:type="dxa" w:w="60"/><w:left w:type="dxa" w:w="90"/><w:bottom w:type="dxa" w:w="60"/><w:right w:type="dxa" w:w="90"/></w:tcMar></w:tcPr><w:p><w:r><w:rPr><w:b w:val="false"/><w:bCs w:val="false"/><w:color w:val="000000"/><w:sz w:val="18"/><w:szCs w:val="18"/></w:rPr><w:t xml:space="preserve">AEO-fuldeksport mangler at blive kørt igennem</w:t></w:r></w:p></w:tc></w:tr><w:tr><w:tc><w:tcPr><w:tcW w:type="dxa" w:w="44"/><w:tcMar><w:top w:type="dxa" w:w="60"/><w:left w:type="dxa" w:w="90"/><w:bottom w:type="dxa" w:w="60"/><w:right w:type="dxa" w:w="90"/></w:tcMar></w:tcPr><w:p><w:r><w:rPr><w:b w:val="false"/><w:bCs w:val="false"/><w:color w:val="000000"/><w:sz w:val="18"/><w:szCs w:val="18"/></w:rPr><w:t xml:space="preserve">Penetrationstest</w:t></w:r></w:p></w:tc><w:tc><w:tcPr><w:tcW w:type="dxa" w:w="16"/><w:tcMar><w:top w:type="dxa" w:w="60"/><w:left w:type="dxa" w:w="90"/><w:bottom w:type="dxa" w:w="60"/><w:right w:type="dxa" w:w="90"/></w:tcMar></w:tcPr><w:p><w:r><w:rPr><w:b w:val="false"/><w:bCs w:val="false"/><w:color w:val="000000"/><w:sz w:val="18"/><w:szCs w:val="18"/></w:rPr><w:t xml:space="preserve">Åbent</w:t></w:r></w:p></w:tc><w:tc><w:tcPr><w:tcW w:type="dxa" w:w="40"/><w:tcMar><w:top w:type="dxa" w:w="60"/><w:left w:type="dxa" w:w="90"/><w:bottom w:type="dxa" w:w="60"/><w:right w:type="dxa" w:w="90"/></w:tcMar></w:tcPr><w:p><w:r><w:rPr><w:b w:val="false"/><w:bCs w:val="false"/><w:color w:val="000000"/><w:sz w:val="18"/><w:szCs w:val="18"/></w:rPr><w:t xml:space="preserve">Ekstern; typiske fund foregrebet (XXE, headers, CSRF)</w:t></w:r></w:p></w:tc></w:tr></w:tbl><w:p><w:pPr><w:spacing w:after="120" w:before="280"/></w:pPr><w:r><w:rPr><w:b/><w:bCs/><w:color w:val="1B365D"/><w:sz w:val="26"/><w:szCs w:val="26"/></w:rPr><w:t xml:space="preserve">4. Åbne punkter — næste skridt og ejer</w:t></w:r></w:p><w:tbl><w:tblPr><w:tblW w:type="dxa" w:w="9360"/><w:tblBorders><w:top w:val="single" w:color="auto" w:sz="4"/><w:left w:val="single" w:color="auto" w:sz="4"/><w:bottom w:val="single" w:color="auto" w:sz="4"/><w:right w:val="single" w:color="auto" w:sz="4"/><w:insideH w:val="single" w:color="auto" w:sz="4"/><w:insideV w:val="single" w:color="auto" w:sz="4"/></w:tblBorders></w:tblPr><w:tblGrid><w:gridCol w:w="26"/><w:gridCol w:w="56"/><w:gridCol w:w="18"/></w:tblGrid><w:tr><w:trPr><w:tblHeader/></w:trPr><w:tc><w:tcPr><w:tcW w:type="dxa" w:w="26"/><w:shd w:fill="1B365D" w:color="auto" w:val="clear"/><w:tcMar><w:top w:type="dxa" w:w="60"/><w:left w:type="dxa" w:w="90"/><w:bottom w:type="dxa" w:w="60"/><w:right w:type="dxa" w:w="90"/></w:tcMar></w:tcPr><w:p><w:r><w:rPr><w:b/><w:bCs/><w:color w:val="FFFFFF"/><w:sz w:val="18"/><w:szCs w:val="18"/></w:rPr><w:t xml:space="preserve">Punkt</w:t></w:r></w:p></w:tc><w:tc><w:tcPr><w:tcW w:type="dxa" w:w="56"/><w:shd w:fill="1B365D" w:color="auto" w:val="clear"/><w:tcMar><w:top w:type="dxa" w:w="60"/><w:left w:type="dxa" w:w="90"/><w:bottom w:type="dxa" w:w="60"/><w:right w:type="dxa" w:w="90"/></w:tcMar></w:tcPr><w:p><w:r><w:rPr><w:b/><w:bCs/><w:color w:val="FFFFFF"/><w:sz w:val="18"/><w:szCs w:val="18"/></w:rPr><w:t xml:space="preserve">Næste skridt</w:t></w:r></w:p></w:tc><w:tc><w:tcPr><w:tcW w:type="dxa" w:w="18"/><w:shd w:fill="1B365D" w:color="auto" w:val="clear"/><w:tcMar><w:top w:type="dxa" w:w="60"/><w:left w:type="dxa" w:w="90"/><w:bottom w:type="dxa" w:w="60"/><w:right w:type="dxa" w:w="90"/></w:tcMar></w:tcPr><w:p><w:r><w:rPr><w:b/><w:bCs/><w:color w:val="FFFFFF"/><w:sz w:val="18"/><w:szCs w:val="18"/></w:rPr><w:t xml:space="preserve">Ejer</w:t></w:r></w:p></w:tc></w:tr><w:tr><w:tc><w:tcPr><w:tcW w:type="dxa" w:w="26"/><w:tcMar><w:top w:type="dxa" w:w="60"/><w:left w:type="dxa" w:w="90"/><w:bottom w:type="dxa" w:w="60"/><w:right w:type="dxa" w:w="90"/></w:tcMar></w:tcPr><w:p><w:r><w:rPr><w:b w:val="false"/><w:bCs w:val="false"/><w:color w:val="000000"/><w:sz w:val="18"/><w:szCs w:val="18"/></w:rPr><w:t xml:space="preserve">Central auth-migrering</w:t></w:r></w:p></w:tc><w:tc><w:tcPr><w:tcW w:type="dxa" w:w="56"/><w:tcMar><w:top w:type="dxa" w:w="60"/><w:left w:type="dxa" w:w="90"/><w:bottom w:type="dxa" w:w="60"/><w:right w:type="dxa" w:w="90"/></w:tcMar></w:tcPr><w:p><w:r><w:rPr><w:b w:val="false"/><w:bCs w:val="false"/><w:color w:val="000000"/><w:sz w:val="18"/><w:szCs w:val="18"/></w:rPr><w:t xml:space="preserve">Portér til balai_auth-shim; fælles SECRET_KEY; login deles på *.balai.dk</w:t></w:r></w:p></w:tc><w:tc><w:tcPr><w:tcW w:type="dxa" w:w="18"/><w:tcMar><w:top w:type="dxa" w:w="60"/><w:left w:type="dxa" w:w="90"/><w:bottom w:type="dxa" w:w="60"/><w:right w:type="dxa" w:w="90"/></w:tcMar></w:tcPr><w:p><w:r><w:rPr><w:b w:val="false"/><w:bCs w:val="false"/><w:color w:val="000000"/><w:sz w:val="18"/><w:szCs w:val="18"/></w:rPr><w:t xml:space="preserve">Udvikling / Platform</w:t></w:r></w:p></w:tc></w:tr><w:tr><w:tc><w:tcPr><w:tcW w:type="dxa" w:w="26"/><w:tcMar><w:top w:type="dxa" w:w="60"/><w:left w:type="dxa" w:w="90"/><w:bottom w:type="dxa" w:w="60"/><w:right w:type="dxa" w:w="90"/></w:tcMar></w:tcPr><w:p><w:r><w:rPr><w:b w:val="false"/><w:bCs w:val="false"/><w:color w:val="000000"/><w:sz w:val="18"/><w:szCs w:val="18"/></w:rPr><w:t xml:space="preserve">EU data-residency</w:t></w:r></w:p></w:tc><w:tc><w:tcPr><w:tcW w:type="dxa" w:w="56"/><w:tcMar><w:top w:type="dxa" w:w="60"/><w:left w:type="dxa" w:w="90"/><w:bottom w:type="dxa" w:w="60"/><w:right w:type="dxa" w:w="90"/></w:tcMar></w:tcPr><w:p><w:r><w:rPr><w:b w:val="false"/><w:bCs w:val="false"/><w:color w:val="000000"/><w:sz w:val="18"/><w:szCs w:val="18"/></w:rPr><w:t xml:space="preserve">Verificér Railway-volumeregion; migrér US→EU; bekræft AUTH_/AUDIT_DB_PATH</w:t></w:r></w:p></w:tc><w:tc><w:tcPr><w:tcW w:type="dxa" w:w="18"/><w:tcMar><w:top w:type="dxa" w:w="60"/><w:left w:type="dxa" w:w="90"/><w:bottom w:type="dxa" w:w="60"/><w:right w:type="dxa" w:w="90"/></w:tcMar></w:tcPr><w:p><w:r><w:rPr><w:b w:val="false"/><w:bCs w:val="false"/><w:color w:val="000000"/><w:sz w:val="18"/><w:szCs w:val="18"/></w:rPr><w:t xml:space="preserve">Drift</w:t></w:r></w:p></w:tc></w:tr><w:tr><w:tc><w:tcPr><w:tcW w:type="dxa" w:w="26"/><w:tcMar><w:top w:type="dxa" w:w="60"/><w:left w:type="dxa" w:w="90"/><w:bottom w:type="dxa" w:w="60"/><w:right w:type="dxa" w:w="90"/></w:tcMar></w:tcPr><w:p><w:r><w:rPr><w:b w:val="false"/><w:bCs w:val="false"/><w:color w:val="000000"/><w:sz w:val="18"/><w:szCs w:val="18"/></w:rPr><w:t xml:space="preserve">Fuld TARIC-sync</w:t></w:r></w:p></w:tc><w:tc><w:tcPr><w:tcW w:type="dxa" w:w="56"/><w:tcMar><w:top w:type="dxa" w:w="60"/><w:left w:type="dxa" w:w="90"/><w:bottom w:type="dxa" w:w="60"/><w:right w:type="dxa" w:w="90"/></w:tcMar></w:tcPr><w:p><w:r><w:rPr><w:b w:val="false"/><w:bCs w:val="false"/><w:color w:val="000000"/><w:sz w:val="18"/><w:szCs w:val="18"/></w:rPr><w:t xml:space="preserve">Hent DG TAXUD-bulk; tilføj anti-dumping/suspension/kvote; stram EDR til RØD (CUS-E02/AD01)</w:t></w:r></w:p></w:tc><w:tc><w:tcPr><w:tcW w:type="dxa" w:w="18"/><w:tcMar><w:top w:type="dxa" w:w="60"/><w:left w:type="dxa" w:w="90"/><w:bottom w:type="dxa" w:w="60"/><w:right w:type="dxa" w:w="90"/></w:tcMar></w:tcPr><w:p><w:r><w:rPr><w:b w:val="false"/><w:bCs w:val="false"/><w:color w:val="000000"/><w:sz w:val="18"/><w:szCs w:val="18"/></w:rPr><w:t xml:space="preserve">Udvikling</w:t></w:r></w:p></w:tc></w:tr><w:tr><w:tc><w:tcPr><w:tcW w:type="dxa" w:w="26"/><w:tcMar><w:top w:type="dxa" w:w="60"/><w:left w:type="dxa" w:w="90"/><w:bottom w:type="dxa" w:w="60"/><w:right w:type="dxa" w:w="90"/></w:tcMar></w:tcPr><w:p><w:r><w:rPr><w:b w:val="false"/><w:bCs w:val="false"/><w:color w:val="000000"/><w:sz w:val="18"/><w:szCs w:val="18"/></w:rPr><w:t xml:space="preserve">Sikkerheds- &amp; databehandlingsdoc</w:t></w:r></w:p></w:tc><w:tc><w:tcPr><w:tcW w:type="dxa" w:w="56"/><w:tcMar><w:top w:type="dxa" w:w="60"/><w:left w:type="dxa" w:w="90"/><w:bottom w:type="dxa" w:w="60"/><w:right w:type="dxa" w:w="90"/></w:tcMar></w:tcPr><w:p><w:r><w:rPr><w:b w:val="false"/><w:bCs w:val="false"/><w:color w:val="000000"/><w:sz w:val="18"/><w:szCs w:val="18"/></w:rPr><w:t xml:space="preserve">Review + udfyld behandlingsgrundlag, DPA, dataplacering</w:t></w:r></w:p></w:tc><w:tc><w:tcPr><w:tcW w:type="dxa" w:w="18"/><w:tcMar><w:top w:type="dxa" w:w="60"/><w:left w:type="dxa" w:w="90"/><w:bottom w:type="dxa" w:w="60"/><w:right w:type="dxa" w:w="90"/></w:tcMar></w:tcPr><w:p><w:r><w:rPr><w:b w:val="false"/><w:bCs w:val="false"/><w:color w:val="000000"/><w:sz w:val="18"/><w:szCs w:val="18"/></w:rPr><w:t xml:space="preserve">Jura / DPO</w:t></w:r></w:p></w:tc></w:tr><w:tr><w:tc><w:tcPr><w:tcW w:type="dxa" w:w="26"/><w:tcMar><w:top w:type="dxa" w:w="60"/><w:left w:type="dxa" w:w="90"/><w:bottom w:type="dxa" w:w="60"/><w:right w:type="dxa" w:w="90"/></w:tcMar></w:tcPr><w:p><w:r><w:rPr><w:b w:val="false"/><w:bCs w:val="false"/><w:color w:val="000000"/><w:sz w:val="18"/><w:szCs w:val="18"/></w:rPr><w:t xml:space="preserve">Hosting (EY-platform)</w:t></w:r></w:p></w:tc><w:tc><w:tcPr><w:tcW w:type="dxa" w:w="56"/><w:tcMar><w:top w:type="dxa" w:w="60"/><w:left w:type="dxa" w:w="90"/><w:bottom w:type="dxa" w:w="60"/><w:right w:type="dxa" w:w="90"/></w:tcMar></w:tcPr><w:p><w:r><w:rPr><w:b w:val="false"/><w:bCs w:val="false"/><w:color w:val="000000"/><w:sz w:val="18"/><w:szCs w:val="18"/></w:rPr><w:t xml:space="preserve">Beslut målplatform; udfør migrationsplan (WSGI-agnostisk)</w:t></w:r></w:p></w:tc><w:tc><w:tcPr><w:tcW w:type="dxa" w:w="18"/><w:tcMar><w:top w:type="dxa" w:w="60"/><w:left w:type="dxa" w:w="90"/><w:bottom w:type="dxa" w:w="60"/><w:right w:type="dxa" w:w="90"/></w:tcMar></w:tcPr><w:p><w:r><w:rPr><w:b w:val="false"/><w:bCs w:val="false"/><w:color w:val="000000"/><w:sz w:val="18"/><w:szCs w:val="18"/></w:rPr><w:t xml:space="preserve">EY tool-governance</w:t></w:r></w:p></w:tc></w:tr><w:tr><w:tc><w:tcPr><w:tcW w:type="dxa" w:w="26"/><w:tcMar><w:top w:type="dxa" w:w="60"/><w:left w:type="dxa" w:w="90"/><w:bottom w:type="dxa" w:w="60"/><w:right w:type="dxa" w:w="90"/></w:tcMar></w:tcPr><w:p><w:r><w:rPr><w:b w:val="false"/><w:bCs w:val="false"/><w:color w:val="000000"/><w:sz w:val="18"/><w:szCs w:val="18"/></w:rPr><w:t xml:space="preserve">Stress-test</w:t></w:r></w:p></w:tc><w:tc><w:tcPr><w:tcW w:type="dxa" w:w="56"/><w:tcMar><w:top w:type="dxa" w:w="60"/><w:left w:type="dxa" w:w="90"/><w:bottom w:type="dxa" w:w="60"/><w:right w:type="dxa" w:w="90"/></w:tcMar></w:tcPr><w:p><w:r><w:rPr><w:b w:val="false"/><w:bCs w:val="false"/><w:color w:val="000000"/><w:sz w:val="18"/><w:szCs w:val="18"/></w:rPr><w:t xml:space="preserve">Kør reel AEO-fuldeksport igennem; ret driftsfund ved roden</w:t></w:r></w:p></w:tc><w:tc><w:tcPr><w:tcW w:type="dxa" w:w="18"/><w:tcMar><w:top w:type="dxa" w:w="60"/><w:left w:type="dxa" w:w="90"/><w:bottom w:type="dxa" w:w="60"/><w:right w:type="dxa" w:w="90"/></w:tcMar></w:tcPr><w:p><w:r><w:rPr><w:b w:val="false"/><w:bCs w:val="false"/><w:color w:val="000000"/><w:sz w:val="18"/><w:szCs w:val="18"/></w:rPr><w:t xml:space="preserve">Udvikling + kunde</w:t></w:r></w:p></w:tc></w:tr><w:tr><w:tc><w:tcPr><w:tcW w:type="dxa" w:w="26"/><w:tcMar><w:top w:type="dxa" w:w="60"/><w:left w:type="dxa" w:w="90"/><w:bottom w:type="dxa" w:w="60"/><w:right w:type="dxa" w:w="90"/></w:tcMar></w:tcPr><w:p><w:r><w:rPr><w:b w:val="false"/><w:bCs w:val="false"/><w:color w:val="000000"/><w:sz w:val="18"/><w:szCs w:val="18"/></w:rPr><w:t xml:space="preserve">Penetrationstest</w:t></w:r></w:p></w:tc><w:tc><w:tcPr><w:tcW w:type="dxa" w:w="56"/><w:tcMar><w:top w:type="dxa" w:w="60"/><w:left w:type="dxa" w:w="90"/><w:bottom w:type="dxa" w:w="60"/><w:right w:type="dxa" w:w="90"/></w:tcMar></w:tcPr><w:p><w:r><w:rPr><w:b w:val="false"/><w:bCs w:val="false"/><w:color w:val="000000"/><w:sz w:val="18"/><w:szCs w:val="18"/></w:rPr><w:t xml:space="preserve">Ekstern test af det deployede værktøj</w:t></w:r></w:p></w:tc><w:tc><w:tcPr><w:tcW w:type="dxa" w:w="18"/><w:tcMar><w:top w:type="dxa" w:w="60"/><w:left w:type="dxa" w:w="90"/><w:bottom w:type="dxa" w:w="60"/><w:right w:type="dxa" w:w="90"/></w:tcMar></w:tcPr><w:p><w:r><w:rPr><w:b w:val="false"/><w:bCs w:val="false"/><w:color w:val="000000"/><w:sz w:val="18"/><w:szCs w:val="18"/></w:rPr><w:t xml:space="preserve">EY / ekstern</w:t></w:r></w:p></w:tc></w:tr></w:tbl><w:p><w:pPr><w:spacing w:after="120" w:before="280"/></w:pPr><w:r><w:rPr><w:b/><w:bCs/><w:color w:val="1B365D"/><w:sz w:val="26"/><w:szCs w:val="26"/></w:rPr><w:t xml:space="preserve">5. Dokumentpakken</w:t></w:r></w:p><0/><w:p><w:pPr><w:spacing w:after="120" w:before="280"/></w:pPr><w:r><w:rPr><w:b/><w:bCs/><w:color w:val="1B365D"/><w:sz w:val="26"/><w:szCs w:val="26"/></w:rPr><w:t xml:space="preserve">6. Ærlig modenhedsvurdering</w:t></w:r></w:p><w:p><w:pPr><w:spacing w:after="120"/></w:pPr><w:r><w:rPr><w:sz w:val="20"/><w:szCs w:val="20"/></w:rPr><w:t xml:space="preserve">Kerne-funktionaliteten (parser, analyselag, told-/tariferingsmotor på rigtige TARIC-/eVita-data, klassifikation) er på plads og dækket af tests. Det nye i denne runde er governance-rammen: versioneret regelkatalog, sporbarhedsmatrix og en uafhængig valideringssuite, der beviser at hver implementeret kontrol fyrer på sit defekt-scenarie. Det resterende er primært ekstern/governance-arbejde (central auth, EU-residency, hosting, jura, pen-test, stress-test) — listet ovenfor med ejer og næste skridt.</w:t></w:r></w:p><w:sectPr><w:pgSz w:w="11906" w:h="16838" w:orient="portrait"/><w:pgMar w:top="1134" w:right="1134" w:bottom="1134" w:left="1134" w:header="708" w:footer="708" w:gutter="0"/><w:pgNumType/><w:docGrid w:linePitch="360"/></w:sectPr></w:body></w:document>
 </file>
 
 <file path=word/comments.xml><?xml version="1.0" encoding="utf-8"?>
